--- a/documentacion_proyecto/Modalidad_Inversion_Ganancia_Contrato_Garantia.docx
+++ b/documentacion_proyecto/Modalidad_Inversion_Ganancia_Contrato_Garantia.docx
@@ -253,7 +253,7 @@
           <w:i w:val="false"/>
           <w:iCs w:val="false"/>
         </w:rPr>
-        <w:t xml:space="preserve">Sobre el costo total estimado del proyecto ($24.728.537, entre personal, componentes electrónicos y gastos varios, ver Estimación de Costos), se aplica el margen del 25% ya definido en la plantilla original, lo que deja la siguiente ganancia proyectada:</w:t>
+        <w:t xml:space="preserve">Sobre el costo total estimado del proyecto ($24.766.574, entre personal, componentes electrónicos y gastos varios, ver Estimación de Costos), se aplica el margen del 25% ya definido en la plantilla original, lo que deja la siguiente ganancia proyectada:</w:t>
       </w:r>
     </w:p>
     <w:tbl>
@@ -305,7 +305,7 @@
                 <w:sz w:val="19"/>
                 <w:szCs w:val="19"/>
               </w:rPr>
-              <w:t xml:space="preserve">$24.728.537</w:t>
+              <w:t xml:space="preserve">$24.766.574</w:t>
             </w:r>
           </w:p>
         </w:tc>
@@ -343,7 +343,7 @@
                 <w:sz w:val="19"/>
                 <w:szCs w:val="19"/>
               </w:rPr>
-              <w:t xml:space="preserve">$6.182.134</w:t>
+              <w:t xml:space="preserve">$6.191.644</w:t>
             </w:r>
           </w:p>
         </w:tc>
@@ -383,7 +383,7 @@
                 <w:sz w:val="19"/>
                 <w:szCs w:val="19"/>
               </w:rPr>
-              <w:t xml:space="preserve">$30.910.671 / $6.182.134</w:t>
+              <w:t xml:space="preserve">$30.958.218 / $6.191.644</w:t>
             </w:r>
           </w:p>
         </w:tc>
@@ -660,7 +660,7 @@
                 <w:sz w:val="19"/>
                 <w:szCs w:val="19"/>
               </w:rPr>
-              <w:t xml:space="preserve">Bloques C y D ($10.150 + $6.600 = $16.750), sensor de pasada y relés de selección</w:t>
+              <w:t xml:space="preserve">Bloques C y D ($18.750 + $36.500 = $16.750), sensor de pasada y relés de selección</w:t>
             </w:r>
           </w:p>
         </w:tc>
@@ -760,7 +760,7 @@
           <w:i w:val="false"/>
           <w:iCs w:val="false"/>
         </w:rPr>
-        <w:t xml:space="preserve">La recuperación del aporte inicial del equipo (Etapa 1 del plan) se referencia contra el presupuesto final con margen ($30.910.671), no contra el costo puro: la diferencia entre ambos ($6.182.134) es la ganancia calculada en la Sección 1, y es la que cubre -además de compensar el trabajo del equipo- el repago del aporte inicial si así se decide.</w:t>
+        <w:t xml:space="preserve">La recuperación del aporte inicial del equipo (Etapa 1 del plan) se referencia contra el presupuesto final con margen ($30.958.218), no contra el costo puro: la diferencia entre ambos ($6.191.644) es la ganancia calculada en la Sección 1, y es la que cubre -además de compensar el trabajo del equipo- el repago del aporte inicial si así se decide.</w:t>
       </w:r>
     </w:p>
     <w:p>
@@ -774,7 +774,7 @@
           <w:i w:val="false"/>
           <w:iCs w:val="false"/>
         </w:rPr>
-        <w:t xml:space="preserve">El financiamiento externo gestionado para la Etapa 2 del plan (Bloques C y D, $200.541) queda condicionado a que la medición del telar (tarea 5.10 del Gantt) confirme el diseño y la cantidad de relés de selección necesarios (hasta entonces, ese monto es una estimación y no un compromiso de compra).</w:t>
+        <w:t xml:space="preserve">El financiamiento externo gestionado para la Etapa 2 del plan (Bloques C y D, $71.150) queda condicionado a que la medición del telar (tarea 5.10 del Gantt) confirme el diseño y la cantidad de relés de selección necesarios (hasta entonces, ese monto es una estimación y no un compromiso de compra).</w:t>
       </w:r>
     </w:p>
     <w:p>
@@ -1026,7 +1026,7 @@
           <w:i w:val="false"/>
           <w:iCs w:val="false"/>
         </w:rPr>
-        <w:t xml:space="preserve">Se clasificó cada rol del equipo según a qué producto aporta directamente: Electrónica (ELE) e Infraestructura de MCU (IM01, IM02) van a Hardware; Desarrollo (D01, D02), Diseño UX/UI (DUX), Infraestructura de Red (IR) y Administración de BD (BD) van a Software. Project Manager (PM) y Multimedios (MUL), que trabajan para ambos productos, se prorratean según esa misma proporción (39,6% Hardware / 60,4% Software). Los componentes electrónicos ($200.541) se asignan 100% a Hardware por ser piezas físicas; los gastos varios se prorratean igual que el personal compartido.</w:t>
+        <w:t xml:space="preserve">Se clasificó cada rol del equipo según a qué producto aporta directamente: Electrónica (ELE) e Infraestructura de MCU (IM01, IM02) van a Hardware; Desarrollo (D01, D02), Diseño UX/UI (DUX), Infraestructura de Red (IR) y Administración de BD (BD) van a Software. Project Manager (PM) y Multimedios (MUL), que trabajan para ambos productos, se prorratean según esa misma proporción (39,6% Hardware / 60,4% Software). Los componentes electrónicos ($71.150) se asignan 100% a Hardware por ser piezas físicas; los gastos varios se prorratean igual que el personal compartido.</w:t>
       </w:r>
     </w:p>
     <w:p>
@@ -1188,7 +1188,7 @@
                 <w:sz w:val="19"/>
                 <w:szCs w:val="19"/>
               </w:rPr>
-              <w:t xml:space="preserve">$12.364.269</w:t>
+              <w:t xml:space="preserve">$12.379.219</w:t>
             </w:r>
           </w:p>
         </w:tc>
@@ -1244,7 +1244,7 @@
                 <w:sz w:val="19"/>
                 <w:szCs w:val="19"/>
               </w:rPr>
-              <w:t xml:space="preserve">$15.455.336</w:t>
+              <w:t xml:space="preserve">$15.474.023</w:t>
             </w:r>
           </w:p>
         </w:tc>
@@ -1262,7 +1262,7 @@
                 <w:sz w:val="19"/>
                 <w:szCs w:val="19"/>
               </w:rPr>
-              <w:t xml:space="preserve">$18.546.403</w:t>
+              <w:t xml:space="preserve">$18.568.828</w:t>
             </w:r>
           </w:p>
         </w:tc>
@@ -1320,7 +1320,7 @@
                 <w:sz w:val="19"/>
                 <w:szCs w:val="19"/>
               </w:rPr>
-              <w:t xml:space="preserve">$24.728.537</w:t>
+              <w:t xml:space="preserve">$24.766.574</w:t>
             </w:r>
           </w:p>
         </w:tc>
@@ -1339,7 +1339,7 @@
                 <w:sz w:val="19"/>
                 <w:szCs w:val="19"/>
               </w:rPr>
-              <w:t xml:space="preserve">$30.910.671</w:t>
+              <w:t xml:space="preserve">$30.958.218</w:t>
             </w:r>
           </w:p>
         </w:tc>
@@ -1445,7 +1445,7 @@
         <w:t xml:space="preserve">Paquete combinado (Sección 1): </w:t>
       </w:r>
       <w:r>
-        <w:t xml:space="preserve">sigue siendo la opción de referencia y la que da mayor control de calidad de punta a punta, al precio total ya calculado ($30.910.671).</w:t>
+        <w:t xml:space="preserve">sigue siendo la opción de referencia y la que da mayor control de calidad de punta a punta, al precio total ya calculado ($30.958.218).</w:t>
       </w:r>
     </w:p>
     <w:p>
@@ -1468,7 +1468,7 @@
           <w:i w:val="false"/>
           <w:iCs w:val="false"/>
         </w:rPr>
-        <w:t xml:space="preserve">El proyecto define una modalidad de inversión mixta (aporte propio inicial + financiamiento externo gestionado para los bloques más caros), con una ganancia proyectada de $6.182.134 sobre un presupuesto final de $30.910.671. La garantía del sistema entregado queda fijada entre 1 y 3 meses desde la aceptación, cubriendo soporte de software/firmware sin costo adicional durante ese período. Además del paquete combinado, el equipo tiene la opción de vender Hardware ($12.364.269) y Software ($18.546.403) por separado, ampliando el mercado posible sin cambiar el costo total del proyecto. Estas definiciones quedan listas para incorporarse a la Documentación de Proyecto (v4.0) y para presentarse en la 3ra presentación de mediados de septiembre.</w:t>
+        <w:t xml:space="preserve">El proyecto define una modalidad de inversión mixta (aporte propio inicial + financiamiento externo gestionado para los bloques más caros), con una ganancia proyectada de $6.191.644 sobre un presupuesto final de $30.958.218. La garantía del sistema entregado queda fijada entre 1 y 3 meses desde la aceptación, cubriendo soporte de software/firmware sin costo adicional durante ese período. Además del paquete combinado, el equipo tiene la opción de vender Hardware ($12.379.219) y Software ($18.568.828) por separado, ampliando el mercado posible sin cambiar el costo total del proyecto. Estas definiciones quedan listas para incorporarse a la Documentación de Proyecto (v4.0) y para presentarse en la 3ra presentación de mediados de septiembre.</w:t>
       </w:r>
     </w:p>
     <w:sectPr>

--- a/documentacion_proyecto/Modalidad_Inversion_Ganancia_Contrato_Garantia.docx
+++ b/documentacion_proyecto/Modalidad_Inversion_Ganancia_Contrato_Garantia.docx
@@ -855,7 +855,7 @@
         <w:spacing w:after="90"/>
       </w:pPr>
       <w:r>
-        <w:t xml:space="preserve">Última presentación / cierre de proyecto: fines de octubre de 2026 (Etapa 08, 14/11/2026 como fecha límite), previo a la expo de 7mo año de secundaria.</w:t>
+        <w:t xml:space="preserve">Última presentación y cierre de proyecto: 14/11/2026 (Etapa 08), previo a la expo de 7mo año de secundaria.</w:t>
       </w:r>
     </w:p>
     <w:p>
@@ -1170,7 +1170,7 @@
                 <w:sz w:val="19"/>
                 <w:szCs w:val="19"/>
               </w:rPr>
-              <w:t xml:space="preserve">$9.855.486</w:t>
+              <w:t xml:space="preserve">$9.807.563</w:t>
             </w:r>
           </w:p>
         </w:tc>
@@ -1188,7 +1188,7 @@
                 <w:sz w:val="19"/>
                 <w:szCs w:val="19"/>
               </w:rPr>
-              <w:t xml:space="preserve">$12.379.219</w:t>
+              <w:t xml:space="preserve">$12.259.454</w:t>
             </w:r>
           </w:p>
         </w:tc>
@@ -1244,7 +1244,7 @@
                 <w:sz w:val="19"/>
                 <w:szCs w:val="19"/>
               </w:rPr>
-              <w:t xml:space="preserve">$15.474.023</w:t>
+              <w:t xml:space="preserve">$14.959.011</w:t>
             </w:r>
           </w:p>
         </w:tc>
@@ -1262,7 +1262,7 @@
                 <w:sz w:val="19"/>
                 <w:szCs w:val="19"/>
               </w:rPr>
-              <w:t xml:space="preserve">$18.568.828</w:t>
+              <w:t xml:space="preserve">$18.698.764</w:t>
             </w:r>
           </w:p>
         </w:tc>
@@ -1376,7 +1376,7 @@
           <w:sz w:val="19"/>
           <w:szCs w:val="19"/>
         </w:rPr>
-        <w:t xml:space="preserve">Los totales de esta tabla coinciden (con una diferencia de $27 por redondeo) con el costo y el presupuesto final del paquete combinado de la Sección 1, es la misma estimación total, solo repartida en dos productos en vez de uno.</w:t>
+        <w:t xml:space="preserve">Los totales de esta tabla coinciden exactamente con el costo y el presupuesto final del paquete combinado de la Sección 1, es la misma estimación total, solo repartida en dos productos en vez de uno.</w:t>
       </w:r>
     </w:p>
     <w:p>
@@ -1468,7 +1468,7 @@
           <w:i w:val="false"/>
           <w:iCs w:val="false"/>
         </w:rPr>
-        <w:t xml:space="preserve">El proyecto define una modalidad de inversión mixta (aporte propio inicial + financiamiento externo gestionado para los bloques más caros), con una ganancia proyectada de $6.191.644 sobre un presupuesto final de $30.958.218. La garantía del sistema entregado queda fijada entre 1 y 3 meses desde la aceptación, cubriendo soporte de software/firmware sin costo adicional durante ese período. Además del paquete combinado, el equipo tiene la opción de vender Hardware ($12.379.219) y Software ($18.568.828) por separado, ampliando el mercado posible sin cambiar el costo total del proyecto. Estas definiciones quedan listas para incorporarse a la Documentación de Proyecto (v4.0) y para presentarse en la 3ra presentación de mediados de septiembre.</w:t>
+        <w:t xml:space="preserve">El proyecto define una modalidad de inversión mixta (aporte propio inicial + financiamiento externo gestionado para los bloques más caros), con una ganancia proyectada de $6.191.644 sobre un presupuesto final de $30.958.218. La garantía del sistema entregado queda fijada entre 1 y 3 meses desde la aceptación, cubriendo soporte de software/firmware sin costo adicional durante ese período. Además del paquete combinado, el equipo tiene la opción de vender Hardware ($12.259.454) y Software ($18.698.764) por separado, ampliando el mercado posible sin cambiar el costo total del proyecto. Estas definiciones quedan listas para incorporarse a la Documentación de Proyecto (v4.0) y para presentarse en la 3ra presentación de mediados de septiembre.</w:t>
       </w:r>
     </w:p>
     <w:sectPr>

--- a/documentacion_proyecto/Modalidad_Inversion_Ganancia_Contrato_Garantia.docx
+++ b/documentacion_proyecto/Modalidad_Inversion_Ganancia_Contrato_Garantia.docx
@@ -253,7 +253,7 @@
           <w:i w:val="false"/>
           <w:iCs w:val="false"/>
         </w:rPr>
-        <w:t xml:space="preserve">Sobre el costo total estimado del proyecto ($24.766.574, entre personal, componentes electrónicos y gastos varios, ver Estimación de Costos), se aplica el margen del 25% ya definido en la plantilla original, lo que deja la siguiente ganancia proyectada:</w:t>
+        <w:t xml:space="preserve">Sobre el costo total estimado del proyecto ($24.761.774, entre personal, componentes electrónicos y gastos varios, ver Estimación de Costos), se aplica el margen del 25% ya definido en la plantilla original, lo que deja la siguiente ganancia proyectada:</w:t>
       </w:r>
     </w:p>
     <w:tbl>
@@ -305,7 +305,7 @@
                 <w:sz w:val="19"/>
                 <w:szCs w:val="19"/>
               </w:rPr>
-              <w:t xml:space="preserve">$24.766.574</w:t>
+              <w:t xml:space="preserve">$24.761.774</w:t>
             </w:r>
           </w:p>
         </w:tc>
@@ -343,7 +343,7 @@
                 <w:sz w:val="19"/>
                 <w:szCs w:val="19"/>
               </w:rPr>
-              <w:t xml:space="preserve">$6.191.644</w:t>
+              <w:t xml:space="preserve">$6.190.444</w:t>
             </w:r>
           </w:p>
         </w:tc>
@@ -383,7 +383,7 @@
                 <w:sz w:val="19"/>
                 <w:szCs w:val="19"/>
               </w:rPr>
-              <w:t xml:space="preserve">$30.958.218 / $6.191.644</w:t>
+              <w:t xml:space="preserve">$30.952.218 / $6.190.444</w:t>
             </w:r>
           </w:p>
         </w:tc>
@@ -660,7 +660,7 @@
                 <w:sz w:val="19"/>
                 <w:szCs w:val="19"/>
               </w:rPr>
-              <w:t xml:space="preserve">Bloques C y D ($18.750 + $36.500 = $16.750), sensor de pasada y relés de selección</w:t>
+              <w:t xml:space="preserve">Bloques C y D ($13.950 + $36.500 = $16.750), sensor de pasada y relés de selección</w:t>
             </w:r>
           </w:p>
         </w:tc>
@@ -760,7 +760,7 @@
           <w:i w:val="false"/>
           <w:iCs w:val="false"/>
         </w:rPr>
-        <w:t xml:space="preserve">La recuperación del aporte inicial del equipo (Etapa 1 del plan) se referencia contra el presupuesto final con margen ($30.958.218), no contra el costo puro: la diferencia entre ambos ($6.191.644) es la ganancia calculada en la Sección 1, y es la que cubre -además de compensar el trabajo del equipo- el repago del aporte inicial si así se decide.</w:t>
+        <w:t xml:space="preserve">La recuperación del aporte inicial del equipo (Etapa 1 del plan) se referencia contra el presupuesto final con margen ($30.952.218), no contra el costo puro: la diferencia entre ambos ($6.190.444) es la ganancia calculada en la Sección 1, y es la que cubre -además de compensar el trabajo del equipo- el repago del aporte inicial si así se decide.</w:t>
       </w:r>
     </w:p>
     <w:p>
@@ -1320,7 +1320,7 @@
                 <w:sz w:val="19"/>
                 <w:szCs w:val="19"/>
               </w:rPr>
-              <w:t xml:space="preserve">$24.766.574</w:t>
+              <w:t xml:space="preserve">$24.761.774</w:t>
             </w:r>
           </w:p>
         </w:tc>
@@ -1339,7 +1339,7 @@
                 <w:sz w:val="19"/>
                 <w:szCs w:val="19"/>
               </w:rPr>
-              <w:t xml:space="preserve">$30.958.218</w:t>
+              <w:t xml:space="preserve">$30.952.218</w:t>
             </w:r>
           </w:p>
         </w:tc>
@@ -1445,7 +1445,7 @@
         <w:t xml:space="preserve">Paquete combinado (Sección 1): </w:t>
       </w:r>
       <w:r>
-        <w:t xml:space="preserve">sigue siendo la opción de referencia y la que da mayor control de calidad de punta a punta, al precio total ya calculado ($30.958.218).</w:t>
+        <w:t xml:space="preserve">sigue siendo la opción de referencia y la que da mayor control de calidad de punta a punta, al precio total ya calculado ($30.952.218).</w:t>
       </w:r>
     </w:p>
     <w:p>
@@ -1468,7 +1468,7 @@
           <w:i w:val="false"/>
           <w:iCs w:val="false"/>
         </w:rPr>
-        <w:t xml:space="preserve">El proyecto define una modalidad de inversión mixta (aporte propio inicial + financiamiento externo gestionado para los bloques más caros), con una ganancia proyectada de $6.191.644 sobre un presupuesto final de $30.958.218. La garantía del sistema entregado queda fijada entre 1 y 3 meses desde la aceptación, cubriendo soporte de software/firmware sin costo adicional durante ese período. Además del paquete combinado, el equipo tiene la opción de vender Hardware ($12.259.454) y Software ($18.698.764) por separado, ampliando el mercado posible sin cambiar el costo total del proyecto. Estas definiciones quedan listas para incorporarse a la Documentación de Proyecto (v4.0) y para presentarse en la 3ra presentación de mediados de septiembre.</w:t>
+        <w:t xml:space="preserve">El proyecto define una modalidad de inversión mixta (aporte propio inicial + financiamiento externo gestionado para los bloques más caros), con una ganancia proyectada de $6.190.444 sobre un presupuesto final de $30.952.218. La garantía del sistema entregado queda fijada entre 1 y 3 meses desde la aceptación, cubriendo soporte de software/firmware sin costo adicional durante ese período. Además del paquete combinado, el equipo tiene la opción de vender Hardware ($12.259.454) y Software ($18.698.764) por separado, ampliando el mercado posible sin cambiar el costo total del proyecto. Estas definiciones quedan listas para incorporarse a la Documentación de Proyecto (v4.0) y para presentarse en la 3ra presentación de mediados de septiembre.</w:t>
       </w:r>
     </w:p>
     <w:sectPr>

--- a/documentacion_proyecto/Modalidad_Inversion_Ganancia_Contrato_Garantia.docx
+++ b/documentacion_proyecto/Modalidad_Inversion_Ganancia_Contrato_Garantia.docx
@@ -253,7 +253,7 @@
           <w:i w:val="false"/>
           <w:iCs w:val="false"/>
         </w:rPr>
-        <w:t xml:space="preserve">Sobre el costo total estimado del proyecto ($24.761.774, entre personal, componentes electrónicos y gastos varios, ver Estimación de Costos), se aplica el margen del 25% ya definido en la plantilla original, lo que deja la siguiente ganancia proyectada:</w:t>
+        <w:t xml:space="preserve">Sobre el costo total estimado del proyecto ($24.750.474, entre personal, componentes electrónicos y gastos varios, ver Estimación de Costos), se aplica el margen del 25% ya definido en la plantilla original, lo que deja la siguiente ganancia proyectada:</w:t>
       </w:r>
     </w:p>
     <w:tbl>
@@ -305,7 +305,7 @@
                 <w:sz w:val="19"/>
                 <w:szCs w:val="19"/>
               </w:rPr>
-              <w:t xml:space="preserve">$24.761.774</w:t>
+              <w:t xml:space="preserve">$24.750.474</w:t>
             </w:r>
           </w:p>
         </w:tc>
@@ -343,7 +343,7 @@
                 <w:sz w:val="19"/>
                 <w:szCs w:val="19"/>
               </w:rPr>
-              <w:t xml:space="preserve">$6.190.444</w:t>
+              <w:t xml:space="preserve">$6.187.618</w:t>
             </w:r>
           </w:p>
         </w:tc>
@@ -383,7 +383,7 @@
                 <w:sz w:val="19"/>
                 <w:szCs w:val="19"/>
               </w:rPr>
-              <w:t xml:space="preserve">$30.952.218 / $6.190.444</w:t>
+              <w:t xml:space="preserve">$30.938.092 / $6.187.618</w:t>
             </w:r>
           </w:p>
         </w:tc>
@@ -660,7 +660,7 @@
                 <w:sz w:val="19"/>
                 <w:szCs w:val="19"/>
               </w:rPr>
-              <w:t xml:space="preserve">Bloques C y D ($13.950 + $36.500 = $16.750), sensor de pasada y relés de selección</w:t>
+              <w:t xml:space="preserve">Bloques C y D ($13.950 + $25.200 = $16.750), sensor de pasada y relés de selección</w:t>
             </w:r>
           </w:p>
         </w:tc>
@@ -760,7 +760,7 @@
           <w:i w:val="false"/>
           <w:iCs w:val="false"/>
         </w:rPr>
-        <w:t xml:space="preserve">La recuperación del aporte inicial del equipo (Etapa 1 del plan) se referencia contra el presupuesto final con margen ($30.952.218), no contra el costo puro: la diferencia entre ambos ($6.190.444) es la ganancia calculada en la Sección 1, y es la que cubre -además de compensar el trabajo del equipo- el repago del aporte inicial si así se decide.</w:t>
+        <w:t xml:space="preserve">La recuperación del aporte inicial del equipo (Etapa 1 del plan) se referencia contra el presupuesto final con margen ($30.938.092), no contra el costo puro: la diferencia entre ambos ($6.187.618) es la ganancia calculada en la Sección 1, y es la que cubre -además de compensar el trabajo del equipo- el repago del aporte inicial si así se decide.</w:t>
       </w:r>
     </w:p>
     <w:p>
@@ -1320,7 +1320,7 @@
                 <w:sz w:val="19"/>
                 <w:szCs w:val="19"/>
               </w:rPr>
-              <w:t xml:space="preserve">$24.761.774</w:t>
+              <w:t xml:space="preserve">$24.750.474</w:t>
             </w:r>
           </w:p>
         </w:tc>
@@ -1339,7 +1339,7 @@
                 <w:sz w:val="19"/>
                 <w:szCs w:val="19"/>
               </w:rPr>
-              <w:t xml:space="preserve">$30.952.218</w:t>
+              <w:t xml:space="preserve">$30.938.092</w:t>
             </w:r>
           </w:p>
         </w:tc>
@@ -1445,7 +1445,7 @@
         <w:t xml:space="preserve">Paquete combinado (Sección 1): </w:t>
       </w:r>
       <w:r>
-        <w:t xml:space="preserve">sigue siendo la opción de referencia y la que da mayor control de calidad de punta a punta, al precio total ya calculado ($30.952.218).</w:t>
+        <w:t xml:space="preserve">sigue siendo la opción de referencia y la que da mayor control de calidad de punta a punta, al precio total ya calculado ($30.938.092).</w:t>
       </w:r>
     </w:p>
     <w:p>
@@ -1468,7 +1468,7 @@
           <w:i w:val="false"/>
           <w:iCs w:val="false"/>
         </w:rPr>
-        <w:t xml:space="preserve">El proyecto define una modalidad de inversión mixta (aporte propio inicial + financiamiento externo gestionado para los bloques más caros), con una ganancia proyectada de $6.190.444 sobre un presupuesto final de $30.952.218. La garantía del sistema entregado queda fijada entre 1 y 3 meses desde la aceptación, cubriendo soporte de software/firmware sin costo adicional durante ese período. Además del paquete combinado, el equipo tiene la opción de vender Hardware ($12.259.454) y Software ($18.698.764) por separado, ampliando el mercado posible sin cambiar el costo total del proyecto. Estas definiciones quedan listas para incorporarse a la Documentación de Proyecto (v4.0) y para presentarse en la 3ra presentación de mediados de septiembre.</w:t>
+        <w:t xml:space="preserve">El proyecto define una modalidad de inversión mixta (aporte propio inicial + financiamiento externo gestionado para los bloques más caros), con una ganancia proyectada de $6.187.618 sobre un presupuesto final de $30.938.092. La garantía del sistema entregado queda fijada entre 1 y 3 meses desde la aceptación, cubriendo soporte de software/firmware sin costo adicional durante ese período. Además del paquete combinado, el equipo tiene la opción de vender Hardware ($12.259.454) y Software ($18.698.764) por separado, ampliando el mercado posible sin cambiar el costo total del proyecto. Estas definiciones quedan listas para incorporarse a la Documentación de Proyecto (v4.0) y para presentarse en la 3ra presentación de mediados de septiembre.</w:t>
       </w:r>
     </w:p>
     <w:sectPr>

--- a/documentacion_proyecto/Modalidad_Inversion_Ganancia_Contrato_Garantia.docx
+++ b/documentacion_proyecto/Modalidad_Inversion_Ganancia_Contrato_Garantia.docx
@@ -660,7 +660,7 @@
                 <w:sz w:val="19"/>
                 <w:szCs w:val="19"/>
               </w:rPr>
-              <w:t xml:space="preserve">Bloques C y D ($13.950 + $25.200 = $16.750), sensor de pasada y relés de selección</w:t>
+              <w:t xml:space="preserve">Bloques C y D ($13.950 + $25.200 = $39.150), sensor de pasada y relés de selección</w:t>
             </w:r>
           </w:p>
         </w:tc>
@@ -774,7 +774,7 @@
           <w:i w:val="false"/>
           <w:iCs w:val="false"/>
         </w:rPr>
-        <w:t xml:space="preserve">El financiamiento externo gestionado para la Etapa 2 del plan (Bloques C y D, $71.150) queda condicionado a que la medición del telar (tarea 5.10 del Gantt) confirme el diseño y la cantidad de relés de selección necesarios (hasta entonces, ese monto es una estimación y no un compromiso de compra).</w:t>
+        <w:t xml:space="preserve">El financiamiento externo gestionado para la Etapa 2 del plan (Bloques C y D, $39.150) queda condicionado a que la medición del telar (tarea 5.10 del Gantt) confirme el diseño y la cantidad de relés de selección necesarios (hasta entonces, ese monto es una estimación y no un compromiso de compra).</w:t>
       </w:r>
     </w:p>
     <w:p>
@@ -1026,7 +1026,7 @@
           <w:i w:val="false"/>
           <w:iCs w:val="false"/>
         </w:rPr>
-        <w:t xml:space="preserve">Se clasificó cada rol del equipo según a qué producto aporta directamente: Electrónica (ELE) e Infraestructura de MCU (IM01, IM02) van a Hardware; Desarrollo (D01, D02), Diseño UX/UI (DUX), Infraestructura de Red (IR) y Administración de BD (BD) van a Software. Project Manager (PM) y Multimedios (MUL), que trabajan para ambos productos, se prorratean según esa misma proporción (39,6% Hardware / 60,4% Software). Los componentes electrónicos ($71.150) se asignan 100% a Hardware por ser piezas físicas; los gastos varios se prorratean igual que el personal compartido.</w:t>
+        <w:t xml:space="preserve">Se clasificó cada rol del equipo según a qué producto aporta directamente: Electrónica (ELE) e Infraestructura de MCU (IM01, IM02) van a Hardware; Desarrollo (D01, D02), Diseño UX/UI (DUX), Infraestructura de Red (IR) y Administración de BD (BD) van a Software. Project Manager (PM) y Multimedios (MUL), que trabajan para ambos productos, se prorratean según esa misma proporción (39,6% Hardware / 60,4% Software). Los componentes electrónicos ($112.803) se asignan 100% a Hardware por ser piezas físicas; los gastos varios se prorratean igual que el personal compartido.</w:t>
       </w:r>
     </w:p>
     <w:p>
@@ -1170,7 +1170,7 @@
                 <w:sz w:val="19"/>
                 <w:szCs w:val="19"/>
               </w:rPr>
-              <w:t xml:space="preserve">$9.807.563</w:t>
+              <w:t xml:space="preserve">$9.801.188</w:t>
             </w:r>
           </w:p>
         </w:tc>
@@ -1188,7 +1188,7 @@
                 <w:sz w:val="19"/>
                 <w:szCs w:val="19"/>
               </w:rPr>
-              <w:t xml:space="preserve">$12.259.454</w:t>
+              <w:t xml:space="preserve">$12.251.484</w:t>
             </w:r>
           </w:p>
         </w:tc>
@@ -1244,7 +1244,7 @@
                 <w:sz w:val="19"/>
                 <w:szCs w:val="19"/>
               </w:rPr>
-              <w:t xml:space="preserve">$14.959.011</w:t>
+              <w:t xml:space="preserve">$14.949.286</w:t>
             </w:r>
           </w:p>
         </w:tc>
@@ -1262,7 +1262,7 @@
                 <w:sz w:val="19"/>
                 <w:szCs w:val="19"/>
               </w:rPr>
-              <w:t xml:space="preserve">$18.698.764</w:t>
+              <w:t xml:space="preserve">$18.686.608</w:t>
             </w:r>
           </w:p>
         </w:tc>
@@ -1468,7 +1468,7 @@
           <w:i w:val="false"/>
           <w:iCs w:val="false"/>
         </w:rPr>
-        <w:t xml:space="preserve">El proyecto define una modalidad de inversión mixta (aporte propio inicial + financiamiento externo gestionado para los bloques más caros), con una ganancia proyectada de $6.187.618 sobre un presupuesto final de $30.938.092. La garantía del sistema entregado queda fijada entre 1 y 3 meses desde la aceptación, cubriendo soporte de software/firmware sin costo adicional durante ese período. Además del paquete combinado, el equipo tiene la opción de vender Hardware ($12.259.454) y Software ($18.698.764) por separado, ampliando el mercado posible sin cambiar el costo total del proyecto. Estas definiciones quedan listas para incorporarse a la Documentación de Proyecto (v4.0) y para presentarse en la 3ra presentación de mediados de septiembre.</w:t>
+        <w:t xml:space="preserve">El proyecto define una modalidad de inversión mixta (aporte propio inicial + financiamiento externo gestionado para los bloques más caros), con una ganancia proyectada de $6.187.618 sobre un presupuesto final de $30.938.092. La garantía del sistema entregado queda fijada entre 1 y 3 meses desde la aceptación, cubriendo soporte de software/firmware sin costo adicional durante ese período. Además del paquete combinado, el equipo tiene la opción de vender Hardware ($12.251.484) y Software ($18.686.608) por separado, ampliando el mercado posible sin cambiar el costo total del proyecto. Estas definiciones quedan listas para incorporarse a la Documentación de Proyecto (v4.0) y para presentarse en la 3ra presentación de mediados de septiembre.</w:t>
       </w:r>
     </w:p>
     <w:sectPr>

--- a/documentacion_proyecto/Modalidad_Inversion_Ganancia_Contrato_Garantia.docx
+++ b/documentacion_proyecto/Modalidad_Inversion_Ganancia_Contrato_Garantia.docx
@@ -253,7 +253,7 @@
           <w:i w:val="false"/>
           <w:iCs w:val="false"/>
         </w:rPr>
-        <w:t xml:space="preserve">Sobre el costo total estimado del proyecto ($24.750.474, entre personal, componentes electrónicos y gastos varios, ver Estimación de Costos), se aplica el margen del 25% ya definido en la plantilla original, lo que deja la siguiente ganancia proyectada:</w:t>
+        <w:t xml:space="preserve">Sobre el costo total estimado del proyecto ($30.034.728, entre personal, componentes electrónicos y gastos varios, ver Estimación de Costos), se aplica el margen del 25% ya definido en la plantilla original, lo que deja la siguiente ganancia proyectada:</w:t>
       </w:r>
     </w:p>
     <w:tbl>
@@ -305,7 +305,7 @@
                 <w:sz w:val="19"/>
                 <w:szCs w:val="19"/>
               </w:rPr>
-              <w:t xml:space="preserve">$24.750.474</w:t>
+              <w:t xml:space="preserve">$30.034.728</w:t>
             </w:r>
           </w:p>
         </w:tc>
@@ -343,7 +343,7 @@
                 <w:sz w:val="19"/>
                 <w:szCs w:val="19"/>
               </w:rPr>
-              <w:t xml:space="preserve">$6.187.618</w:t>
+              <w:t xml:space="preserve">$7.508.682</w:t>
             </w:r>
           </w:p>
         </w:tc>
@@ -383,7 +383,7 @@
                 <w:sz w:val="19"/>
                 <w:szCs w:val="19"/>
               </w:rPr>
-              <w:t xml:space="preserve">$30.938.092 / $6.187.618</w:t>
+              <w:t xml:space="preserve">$37.543.410 / $7.508.682</w:t>
             </w:r>
           </w:p>
         </w:tc>
@@ -660,7 +660,7 @@
                 <w:sz w:val="19"/>
                 <w:szCs w:val="19"/>
               </w:rPr>
-              <w:t xml:space="preserve">Bloques C y D ($13.950 + $25.200 = $39.150), sensor de pasada y relés de selección</w:t>
+              <w:t xml:space="preserve">Bloques C y D ($13.950 + $34.536 = $48.486), sensor de pasada y relés de selección</w:t>
             </w:r>
           </w:p>
         </w:tc>
@@ -760,7 +760,7 @@
           <w:i w:val="false"/>
           <w:iCs w:val="false"/>
         </w:rPr>
-        <w:t xml:space="preserve">La recuperación del aporte inicial del equipo (Etapa 1 del plan) se referencia contra el presupuesto final con margen ($30.938.092), no contra el costo puro: la diferencia entre ambos ($6.187.618) es la ganancia calculada en la Sección 1, y es la que cubre -además de compensar el trabajo del equipo- el repago del aporte inicial si así se decide.</w:t>
+        <w:t xml:space="preserve">La recuperación del aporte inicial del equipo (Etapa 1 del plan) se referencia contra el presupuesto final con margen ($37.543.410), no contra el costo puro: la diferencia entre ambos ($7.508.682) es la ganancia calculada en la Sección 1, y es la que cubre -además de compensar el trabajo del equipo- el repago del aporte inicial si así se decide.</w:t>
       </w:r>
     </w:p>
     <w:p>
@@ -774,7 +774,7 @@
           <w:i w:val="false"/>
           <w:iCs w:val="false"/>
         </w:rPr>
-        <w:t xml:space="preserve">El financiamiento externo gestionado para la Etapa 2 del plan (Bloques C y D, $39.150) queda condicionado a que la medición del telar (tarea 5.10 del Gantt) confirme el diseño y la cantidad de relés de selección necesarios (hasta entonces, ese monto es una estimación y no un compromiso de compra).</w:t>
+        <w:t xml:space="preserve">El financiamiento externo gestionado para la Etapa 2 del plan (Bloques C y D, $48.486) queda condicionado a que la medición del telar (tarea 5.10 del Gantt) confirme el diseño y la cantidad de relés de selección necesarios (hasta entonces, ese monto es una estimación y no un compromiso de compra).</w:t>
       </w:r>
     </w:p>
     <w:p>
@@ -1026,7 +1026,7 @@
           <w:i w:val="false"/>
           <w:iCs w:val="false"/>
         </w:rPr>
-        <w:t xml:space="preserve">Se clasificó cada rol del equipo según a qué producto aporta directamente: Electrónica (ELE) e Infraestructura de MCU (IM01, IM02) van a Hardware; Desarrollo (D01, D02), Diseño UX/UI (DUX), Infraestructura de Red (IR) y Administración de BD (BD) van a Software. Project Manager (PM) y Multimedios (MUL), que trabajan para ambos productos, se prorratean según esa misma proporción (39,6% Hardware / 60,4% Software). Los componentes electrónicos ($112.803) se asignan 100% a Hardware por ser piezas físicas; los gastos varios se prorratean igual que el personal compartido.</w:t>
+        <w:t xml:space="preserve">Se clasificó cada rol del equipo según a qué producto aporta directamente: Electrónica (ELE) e Infraestructura de MCU (IM01, IM02) van a Hardware; Desarrollo (D01, D02), Diseño UX/UI (DUX), Infraestructura de Red (IR) y Administración de BD (BD) van a Software. Project Manager (PM) y Multimedios (MUL), que trabajan para ambos productos, se prorratean según esa misma proporción (39,6% Hardware / 60,4% Software). Los componentes electrónicos ($122.139) se asignan 100% a Hardware por ser piezas físicas; los gastos varios se prorratean igual que el personal compartido.</w:t>
       </w:r>
     </w:p>
     <w:p>
@@ -1170,7 +1170,7 @@
                 <w:sz w:val="19"/>
                 <w:szCs w:val="19"/>
               </w:rPr>
-              <w:t xml:space="preserve">$9.801.188</w:t>
+              <w:t xml:space="preserve">$11.893.752</w:t>
             </w:r>
           </w:p>
         </w:tc>
@@ -1188,7 +1188,7 @@
                 <w:sz w:val="19"/>
                 <w:szCs w:val="19"/>
               </w:rPr>
-              <w:t xml:space="preserve">$12.251.484</w:t>
+              <w:t xml:space="preserve">$14.867.190</w:t>
             </w:r>
           </w:p>
         </w:tc>
@@ -1244,7 +1244,7 @@
                 <w:sz w:val="19"/>
                 <w:szCs w:val="19"/>
               </w:rPr>
-              <w:t xml:space="preserve">$14.949.286</w:t>
+              <w:t xml:space="preserve">$18.140.976</w:t>
             </w:r>
           </w:p>
         </w:tc>
@@ -1262,7 +1262,7 @@
                 <w:sz w:val="19"/>
                 <w:szCs w:val="19"/>
               </w:rPr>
-              <w:t xml:space="preserve">$18.686.608</w:t>
+              <w:t xml:space="preserve">$22.676.220</w:t>
             </w:r>
           </w:p>
         </w:tc>
@@ -1320,7 +1320,7 @@
                 <w:sz w:val="19"/>
                 <w:szCs w:val="19"/>
               </w:rPr>
-              <w:t xml:space="preserve">$24.750.474</w:t>
+              <w:t xml:space="preserve">$30.034.728</w:t>
             </w:r>
           </w:p>
         </w:tc>
@@ -1339,7 +1339,7 @@
                 <w:sz w:val="19"/>
                 <w:szCs w:val="19"/>
               </w:rPr>
-              <w:t xml:space="preserve">$30.938.092</w:t>
+              <w:t xml:space="preserve">$37.543.410</w:t>
             </w:r>
           </w:p>
         </w:tc>
@@ -1445,7 +1445,7 @@
         <w:t xml:space="preserve">Paquete combinado (Sección 1): </w:t>
       </w:r>
       <w:r>
-        <w:t xml:space="preserve">sigue siendo la opción de referencia y la que da mayor control de calidad de punta a punta, al precio total ya calculado ($30.938.092).</w:t>
+        <w:t xml:space="preserve">sigue siendo la opción de referencia y la que da mayor control de calidad de punta a punta, al precio total ya calculado ($37.543.410).</w:t>
       </w:r>
     </w:p>
     <w:p>
@@ -1468,7 +1468,7 @@
           <w:i w:val="false"/>
           <w:iCs w:val="false"/>
         </w:rPr>
-        <w:t xml:space="preserve">El proyecto define una modalidad de inversión mixta (aporte propio inicial + financiamiento externo gestionado para los bloques más caros), con una ganancia proyectada de $6.187.618 sobre un presupuesto final de $30.938.092. La garantía del sistema entregado queda fijada entre 1 y 3 meses desde la aceptación, cubriendo soporte de software/firmware sin costo adicional durante ese período. Además del paquete combinado, el equipo tiene la opción de vender Hardware ($12.251.484) y Software ($18.686.608) por separado, ampliando el mercado posible sin cambiar el costo total del proyecto. Estas definiciones quedan listas para incorporarse a la Documentación de Proyecto (v4.0) y para presentarse en la 3ra presentación de mediados de septiembre.</w:t>
+        <w:t xml:space="preserve">El proyecto define una modalidad de inversión mixta (aporte propio inicial + financiamiento externo gestionado para los bloques más caros), con una ganancia proyectada de $7.508.682 sobre un presupuesto final de $37.543.410. La garantía del sistema entregado queda fijada entre 1 y 3 meses desde la aceptación, cubriendo soporte de software/firmware sin costo adicional durante ese período. Además del paquete combinado, el equipo tiene la opción de vender Hardware ($14.867.190) y Software ($22.676.220) por separado, ampliando el mercado posible sin cambiar el costo total del proyecto. Estas definiciones quedan listas para incorporarse a la Documentación de Proyecto (v4.0) y para presentarse en la 3ra presentación de mediados de septiembre.</w:t>
       </w:r>
     </w:p>
     <w:sectPr>

--- a/documentacion_proyecto/Modalidad_Inversion_Ganancia_Contrato_Garantia.docx
+++ b/documentacion_proyecto/Modalidad_Inversion_Ganancia_Contrato_Garantia.docx
@@ -253,7 +253,7 @@
           <w:i w:val="false"/>
           <w:iCs w:val="false"/>
         </w:rPr>
-        <w:t xml:space="preserve">Sobre el costo total estimado del proyecto ($30.034.728, entre personal, componentes electrónicos y gastos varios, ver Estimación de Costos), se aplica el margen del 25% ya definido en la plantilla original, lo que deja la siguiente ganancia proyectada:</w:t>
+        <w:t xml:space="preserve">Sobre el costo total estimado del proyecto ($29.642.903, entre personal, componentes electrónicos y gastos varios, ver Estimación de Costos), se aplica el margen del 25% ya definido en la plantilla original, lo que deja la siguiente ganancia proyectada:</w:t>
       </w:r>
     </w:p>
     <w:tbl>
@@ -305,7 +305,7 @@
                 <w:sz w:val="19"/>
                 <w:szCs w:val="19"/>
               </w:rPr>
-              <w:t xml:space="preserve">$30.034.728</w:t>
+              <w:t xml:space="preserve">$29.642.903</w:t>
             </w:r>
           </w:p>
         </w:tc>
@@ -343,7 +343,7 @@
                 <w:sz w:val="19"/>
                 <w:szCs w:val="19"/>
               </w:rPr>
-              <w:t xml:space="preserve">$7.508.682</w:t>
+              <w:t xml:space="preserve">$7.410.726</w:t>
             </w:r>
           </w:p>
         </w:tc>
@@ -383,7 +383,7 @@
                 <w:sz w:val="19"/>
                 <w:szCs w:val="19"/>
               </w:rPr>
-              <w:t xml:space="preserve">$37.543.410 / $7.508.682</w:t>
+              <w:t xml:space="preserve">$37.053.629 / $7.410.726</w:t>
             </w:r>
           </w:p>
         </w:tc>
@@ -760,7 +760,7 @@
           <w:i w:val="false"/>
           <w:iCs w:val="false"/>
         </w:rPr>
-        <w:t xml:space="preserve">La recuperación del aporte inicial del equipo (Etapa 1 del plan) se referencia contra el presupuesto final con margen ($37.543.410), no contra el costo puro: la diferencia entre ambos ($7.508.682) es la ganancia calculada en la Sección 1, y es la que cubre -además de compensar el trabajo del equipo- el repago del aporte inicial si así se decide.</w:t>
+        <w:t xml:space="preserve">La recuperación del aporte inicial del equipo (Etapa 1 del plan) se referencia contra el presupuesto final con margen ($37.053.629), no contra el costo puro: la diferencia entre ambos ($7.410.726) es la ganancia calculada en la Sección 1, y es la que cubre -además de compensar el trabajo del equipo- el repago del aporte inicial si así se decide.</w:t>
       </w:r>
     </w:p>
     <w:p>
@@ -1170,7 +1170,7 @@
                 <w:sz w:val="19"/>
                 <w:szCs w:val="19"/>
               </w:rPr>
-              <w:t xml:space="preserve">$11.893.752</w:t>
+              <w:t xml:space="preserve">$11.738.590</w:t>
             </w:r>
           </w:p>
         </w:tc>
@@ -1188,7 +1188,7 @@
                 <w:sz w:val="19"/>
                 <w:szCs w:val="19"/>
               </w:rPr>
-              <w:t xml:space="preserve">$14.867.190</w:t>
+              <w:t xml:space="preserve">$14.673.237</w:t>
             </w:r>
           </w:p>
         </w:tc>
@@ -1244,7 +1244,7 @@
                 <w:sz w:val="19"/>
                 <w:szCs w:val="19"/>
               </w:rPr>
-              <w:t xml:space="preserve">$18.140.976</w:t>
+              <w:t xml:space="preserve">$17.904.313</w:t>
             </w:r>
           </w:p>
         </w:tc>
@@ -1262,7 +1262,7 @@
                 <w:sz w:val="19"/>
                 <w:szCs w:val="19"/>
               </w:rPr>
-              <w:t xml:space="preserve">$22.676.220</w:t>
+              <w:t xml:space="preserve">$22.380.392</w:t>
             </w:r>
           </w:p>
         </w:tc>
@@ -1320,7 +1320,7 @@
                 <w:sz w:val="19"/>
                 <w:szCs w:val="19"/>
               </w:rPr>
-              <w:t xml:space="preserve">$30.034.728</w:t>
+              <w:t xml:space="preserve">$29.642.903</w:t>
             </w:r>
           </w:p>
         </w:tc>
@@ -1339,7 +1339,7 @@
                 <w:sz w:val="19"/>
                 <w:szCs w:val="19"/>
               </w:rPr>
-              <w:t xml:space="preserve">$37.543.410</w:t>
+              <w:t xml:space="preserve">$37.053.629</w:t>
             </w:r>
           </w:p>
         </w:tc>
@@ -1445,7 +1445,7 @@
         <w:t xml:space="preserve">Paquete combinado (Sección 1): </w:t>
       </w:r>
       <w:r>
-        <w:t xml:space="preserve">sigue siendo la opción de referencia y la que da mayor control de calidad de punta a punta, al precio total ya calculado ($37.543.410).</w:t>
+        <w:t xml:space="preserve">sigue siendo la opción de referencia y la que da mayor control de calidad de punta a punta, al precio total ya calculado ($37.053.629).</w:t>
       </w:r>
     </w:p>
     <w:p>
@@ -1468,7 +1468,7 @@
           <w:i w:val="false"/>
           <w:iCs w:val="false"/>
         </w:rPr>
-        <w:t xml:space="preserve">El proyecto define una modalidad de inversión mixta (aporte propio inicial + financiamiento externo gestionado para los bloques más caros), con una ganancia proyectada de $7.508.682 sobre un presupuesto final de $37.543.410. La garantía del sistema entregado queda fijada entre 1 y 3 meses desde la aceptación, cubriendo soporte de software/firmware sin costo adicional durante ese período. Además del paquete combinado, el equipo tiene la opción de vender Hardware ($14.867.190) y Software ($22.676.220) por separado, ampliando el mercado posible sin cambiar el costo total del proyecto. Estas definiciones quedan listas para incorporarse a la Documentación de Proyecto (v4.0) y para presentarse en la 3ra presentación de mediados de septiembre.</w:t>
+        <w:t xml:space="preserve">El proyecto define una modalidad de inversión mixta (aporte propio inicial + financiamiento externo gestionado para los bloques más caros), con una ganancia proyectada de $7.410.726 sobre un presupuesto final de $37.053.629. La garantía del sistema entregado queda fijada entre 1 y 3 meses desde la aceptación, cubriendo soporte de software/firmware sin costo adicional durante ese período. Además del paquete combinado, el equipo tiene la opción de vender Hardware ($14.673.237) y Software ($22.380.392) por separado, ampliando el mercado posible sin cambiar el costo total del proyecto. Estas definiciones quedan listas para incorporarse a la Documentación de Proyecto (v4.0) y para presentarse en la 3ra presentación de mediados de septiembre.</w:t>
       </w:r>
     </w:p>
     <w:sectPr>

--- a/documentacion_proyecto/Modalidad_Inversion_Ganancia_Contrato_Garantia.docx
+++ b/documentacion_proyecto/Modalidad_Inversion_Ganancia_Contrato_Garantia.docx
@@ -548,7 +548,7 @@
                 <w:sz w:val="19"/>
                 <w:szCs w:val="19"/>
               </w:rPr>
-              <w:t xml:space="preserve">Bloque A ($0), arranque de la Etapa 4</w:t>
+              <w:t xml:space="preserve">Bloque A ($73.653), arranque de la Etapa 4</w:t>
             </w:r>
           </w:p>
         </w:tc>
@@ -586,7 +586,7 @@
                 <w:sz w:val="19"/>
                 <w:szCs w:val="19"/>
               </w:rPr>
-              <w:t xml:space="preserve">1</w:t>
+              <w:t xml:space="preserve">—</w:t>
             </w:r>
           </w:p>
         </w:tc>
@@ -678,7 +678,7 @@
                 <w:sz w:val="19"/>
                 <w:szCs w:val="19"/>
               </w:rPr>
-              <w:t xml:space="preserve">Gestión de financiamiento externo (institucional o sponsor), una vez confirmada la medición del telar (tarea 5.10)</w:t>
+              <w:t xml:space="preserve">Gestión de financiamiento externo (institucional o sponsor), una vez confirmada la medición del telar (tarea 5.9)</w:t>
             </w:r>
           </w:p>
         </w:tc>
@@ -774,7 +774,7 @@
           <w:i w:val="false"/>
           <w:iCs w:val="false"/>
         </w:rPr>
-        <w:t xml:space="preserve">El financiamiento externo gestionado para la Etapa 2 del plan (Bloques C y D, $48.486) queda condicionado a que la medición del telar (tarea 5.10 del Gantt) confirme el diseño y la cantidad de relés de selección necesarios (hasta entonces, ese monto es una estimación y no un compromiso de compra).</w:t>
+        <w:t xml:space="preserve">El financiamiento externo gestionado para la Etapa 2 del plan (Bloques C y D, $48.486) queda condicionado a que la medición del telar (tarea 5.9 del Gantt) confirme el diseño y la cantidad de relés de selección necesarios (hasta entonces, ese monto es una estimación y no un compromiso de compra).</w:t>
       </w:r>
     </w:p>
     <w:p>
@@ -820,7 +820,7 @@
           <w:i w:val="false"/>
           <w:iCs w:val="false"/>
         </w:rPr>
-        <w:t xml:space="preserve">El equipo se compromete a entregar el sistema de automatización de telar (Nivel 1: Marcha/Pausa; Nivel 2: Dobby con relés de selección, según el avance confirmado en la medición), junto con su documentación técnica y manual de uso. Quedan explícitamente fuera de alcance cualquier intervención sobre la estructura mecánica del telar (engranajes, motores), tal como ya lo establece la Sección 10.2 de la Documentación de Proyecto.</w:t>
+        <w:t xml:space="preserve">El equipo se compromete a entregar el sistema de automatización de telar (Nivel 1: Marcha, Pausa y Retroceder; Nivel 2: selección del dibujo con relés LCA110, según el avance confirmado en la medición), junto con su documentación técnica y manual de uso. Quedan explícitamente fuera de alcance cualquier intervención sobre la estructura mecánica del telar (engranajes, motores), tal como ya lo establece la Sección 10.2 de la Documentación de Proyecto.</w:t>
       </w:r>
     </w:p>
     <w:p>
@@ -842,7 +842,7 @@
         <w:spacing w:after="90"/>
       </w:pPr>
       <w:r>
-        <w:t xml:space="preserve">3ra presentación de avances: mediados de septiembre de 2026, con el Nivel 1 (Bloque A) terminado y funcionando.</w:t>
+        <w:t xml:space="preserve">3ra presentación de avances: mediados de septiembre de 2026, con el Nivel 1 (Bloque A) terminado y funcionando (instalado y probado en el telar el 19/09/2026).</w:t>
       </w:r>
     </w:p>
     <w:p>
@@ -920,7 +920,7 @@
         <w:t xml:space="preserve">Vigencia: </w:t>
       </w:r>
       <w:r>
-        <w:t xml:space="preserve">de 1 a 3 meses desde la fecha de entrega/aceptación del sistema (Sección 10.5 de la Documentación de Proyecto (prueba de 48 horas continuas)). El plazo exacto dentro de ese rango se define junto con la cátedra al momento de la entrega final.</w:t>
+        <w:t xml:space="preserve">de 1 a 3 meses desde la fecha de entrega/aceptación del sistema (Sección 10.5 de la Documentación de Proyecto: prueba de 48 horas continuas). El plazo exacto dentro de ese rango se define junto con la cátedra al momento de la entrega final.</w:t>
       </w:r>
     </w:p>
     <w:p>
@@ -1468,7 +1468,7 @@
           <w:i w:val="false"/>
           <w:iCs w:val="false"/>
         </w:rPr>
-        <w:t xml:space="preserve">El proyecto define una modalidad de inversión mixta (aporte propio inicial + financiamiento externo gestionado para los bloques más caros), con una ganancia proyectada de $7.410.726 sobre un presupuesto final de $37.053.629. La garantía del sistema entregado queda fijada entre 1 y 3 meses desde la aceptación, cubriendo soporte de software/firmware sin costo adicional durante ese período. Además del paquete combinado, el equipo tiene la opción de vender Hardware ($14.673.237) y Software ($22.380.392) por separado, ampliando el mercado posible sin cambiar el costo total del proyecto. Estas definiciones quedan listas para incorporarse a la Documentación de Proyecto (v4.0) y para presentarse en la 3ra presentación de mediados de septiembre.</w:t>
+        <w:t xml:space="preserve">El proyecto define una modalidad de inversión mixta (aporte propio inicial + financiamiento externo gestionado para los bloques más caros), con una ganancia proyectada de $7.410.726 sobre un presupuesto final de $37.053.629. La garantía del sistema entregado queda fijada entre 1 y 3 meses desde la aceptación, cubriendo soporte de software/firmware sin costo adicional durante ese período. Además del paquete combinado, el equipo tiene la opción de vender Hardware ($14.673.237) y Software ($22.380.392) por separado, ampliando el mercado posible sin cambiar el costo total del proyecto. La garantía ya está incorporada a la Documentación de Proyecto (Sección 10.7).</w:t>
       </w:r>
     </w:p>
     <w:sectPr>

--- a/documentacion_proyecto/Modalidad_Inversion_Ganancia_Contrato_Garantia.docx
+++ b/documentacion_proyecto/Modalidad_Inversion_Ganancia_Contrato_Garantia.docx
@@ -1026,7 +1026,7 @@
           <w:i w:val="false"/>
           <w:iCs w:val="false"/>
         </w:rPr>
-        <w:t xml:space="preserve">Se clasificó cada rol del equipo según a qué producto aporta directamente: Electrónica (ELE) e Infraestructura de MCU (IM01, IM02) van a Hardware; Desarrollo (D01, D02), Diseño UX/UI (DUX), Infraestructura de Red (IR) y Administración de BD (BD) van a Software. Project Manager (PM) y Multimedios (MUL), que trabajan para ambos productos, se prorratean según esa misma proporción (39,6% Hardware / 60,4% Software). Los componentes electrónicos ($122.139) se asignan 100% a Hardware por ser piezas físicas; los gastos varios se prorratean igual que el personal compartido.</w:t>
+        <w:t xml:space="preserve">Se clasificó cada rol del equipo según a qué producto aporta directamente: Electrónica (ELE) e Infraestructura de MCU (IM01, IM02) van a Hardware; Desarrollo (D01, D02), Diseño UX/UI (DUX), Infraestructura de Red (IR) y Administración de BD (BD) van a Software. Project Manager (PM) y Multimedios (MUL), que trabajan para ambos productos, se prorratean según esa misma proporción (43,7% Hardware / 56,3% Software, la del personal asignado directamente). Los componentes electrónicos ($122.139) se asignan 100% a Hardware por ser piezas físicas; los gastos varios se prorratean igual que el personal compartido.</w:t>
       </w:r>
     </w:p>
     <w:p>
@@ -1170,7 +1170,7 @@
                 <w:sz w:val="19"/>
                 <w:szCs w:val="19"/>
               </w:rPr>
-              <w:t xml:space="preserve">$11.738.590</w:t>
+              <w:t xml:space="preserve">$13.020.735</w:t>
             </w:r>
           </w:p>
         </w:tc>
@@ -1188,7 +1188,7 @@
                 <w:sz w:val="19"/>
                 <w:szCs w:val="19"/>
               </w:rPr>
-              <w:t xml:space="preserve">$14.673.237</w:t>
+              <w:t xml:space="preserve">$16.275.919</w:t>
             </w:r>
           </w:p>
         </w:tc>
@@ -1206,7 +1206,7 @@
                 <w:sz w:val="19"/>
                 <w:szCs w:val="19"/>
               </w:rPr>
-              <w:t xml:space="preserve">39,6%</w:t>
+              <w:t xml:space="preserve">43,9%</w:t>
             </w:r>
           </w:p>
         </w:tc>
@@ -1244,7 +1244,7 @@
                 <w:sz w:val="19"/>
                 <w:szCs w:val="19"/>
               </w:rPr>
-              <w:t xml:space="preserve">$17.904.313</w:t>
+              <w:t xml:space="preserve">$16.622.168</w:t>
             </w:r>
           </w:p>
         </w:tc>
@@ -1262,7 +1262,7 @@
                 <w:sz w:val="19"/>
                 <w:szCs w:val="19"/>
               </w:rPr>
-              <w:t xml:space="preserve">$22.380.392</w:t>
+              <w:t xml:space="preserve">$20.777.710</w:t>
             </w:r>
           </w:p>
         </w:tc>
@@ -1280,7 +1280,7 @@
                 <w:sz w:val="19"/>
                 <w:szCs w:val="19"/>
               </w:rPr>
-              <w:t xml:space="preserve">60,4%</w:t>
+              <w:t xml:space="preserve">56,1%</w:t>
             </w:r>
           </w:p>
         </w:tc>
@@ -1468,7 +1468,7 @@
           <w:i w:val="false"/>
           <w:iCs w:val="false"/>
         </w:rPr>
-        <w:t xml:space="preserve">El proyecto define una modalidad de inversión mixta (aporte propio inicial + financiamiento externo gestionado para los bloques más caros), con una ganancia proyectada de $7.410.726 sobre un presupuesto final de $37.053.629. La garantía del sistema entregado queda fijada entre 1 y 3 meses desde la aceptación, cubriendo soporte de software/firmware sin costo adicional durante ese período. Además del paquete combinado, el equipo tiene la opción de vender Hardware ($14.673.237) y Software ($22.380.392) por separado, ampliando el mercado posible sin cambiar el costo total del proyecto. La garantía ya está incorporada a la Documentación de Proyecto (Sección 10.7).</w:t>
+        <w:t xml:space="preserve">El proyecto define una modalidad de inversión mixta (aporte propio inicial + financiamiento externo gestionado para los bloques más caros), con una ganancia proyectada de $7.410.726 sobre un presupuesto final de $37.053.629. La garantía del sistema entregado queda fijada entre 1 y 3 meses desde la aceptación, cubriendo soporte de software/firmware sin costo adicional durante ese período. Además del paquete combinado, el equipo tiene la opción de vender Hardware ($16.275.919) y Software ($20.777.710) por separado, ampliando el mercado posible sin cambiar el costo total del proyecto. La garantía ya está incorporada a la Documentación de Proyecto (Sección 10.7).</w:t>
       </w:r>
     </w:p>
     <w:sectPr>

--- a/documentacion_proyecto/Modalidad_Inversion_Ganancia_Contrato_Garantia.docx
+++ b/documentacion_proyecto/Modalidad_Inversion_Ganancia_Contrato_Garantia.docx
@@ -253,7 +253,7 @@
           <w:i w:val="false"/>
           <w:iCs w:val="false"/>
         </w:rPr>
-        <w:t xml:space="preserve">Sobre el costo total estimado del proyecto ($29.642.903, entre personal, componentes electrónicos y gastos varios, ver Estimación de Costos), se aplica el margen del 25% ya definido en la plantilla original, lo que deja la siguiente ganancia proyectada:</w:t>
+        <w:t xml:space="preserve">Sobre el costo total estimado del proyecto ($31.557.004, entre personal, componentes electrónicos y gastos varios, ver Estimación de Costos), se aplica el margen del 25% ya definido en la plantilla original, lo que deja la siguiente ganancia proyectada:</w:t>
       </w:r>
     </w:p>
     <w:tbl>
@@ -305,7 +305,7 @@
                 <w:sz w:val="19"/>
                 <w:szCs w:val="19"/>
               </w:rPr>
-              <w:t xml:space="preserve">$29.642.903</w:t>
+              <w:t xml:space="preserve">$31.557.004</w:t>
             </w:r>
           </w:p>
         </w:tc>
@@ -343,7 +343,7 @@
                 <w:sz w:val="19"/>
                 <w:szCs w:val="19"/>
               </w:rPr>
-              <w:t xml:space="preserve">$7.410.726</w:t>
+              <w:t xml:space="preserve">$7.889.251</w:t>
             </w:r>
           </w:p>
         </w:tc>
@@ -383,7 +383,7 @@
                 <w:sz w:val="19"/>
                 <w:szCs w:val="19"/>
               </w:rPr>
-              <w:t xml:space="preserve">$37.053.629 / $7.410.726</w:t>
+              <w:t xml:space="preserve">$39.446.255 / $7.889.251</w:t>
             </w:r>
           </w:p>
         </w:tc>
@@ -760,7 +760,7 @@
           <w:i w:val="false"/>
           <w:iCs w:val="false"/>
         </w:rPr>
-        <w:t xml:space="preserve">La recuperación del aporte inicial del equipo (Etapa 1 del plan) se referencia contra el presupuesto final con margen ($37.053.629), no contra el costo puro: la diferencia entre ambos ($7.410.726) es la ganancia calculada en la Sección 1, y es la que cubre -además de compensar el trabajo del equipo- el repago del aporte inicial si así se decide.</w:t>
+        <w:t xml:space="preserve">La recuperación del aporte inicial del equipo (Etapa 1 del plan) se referencia contra el presupuesto final con margen ($39.446.255), no contra el costo puro: la diferencia entre ambos ($7.889.251) es la ganancia calculada en la Sección 1, y es la que cubre -además de compensar el trabajo del equipo- el repago del aporte inicial si así se decide.</w:t>
       </w:r>
     </w:p>
     <w:p>
@@ -1026,7 +1026,7 @@
           <w:i w:val="false"/>
           <w:iCs w:val="false"/>
         </w:rPr>
-        <w:t xml:space="preserve">Se clasificó cada rol del equipo según a qué producto aporta directamente: Electrónica (ELE) e Infraestructura de MCU (IM01, IM02) van a Hardware; Desarrollo (D01, D02), Diseño UX/UI (DUX), Infraestructura de Red (IR) y Administración de BD (BD) van a Software. Project Manager (PM) y Multimedios (MUL), que trabajan para ambos productos, se prorratean según esa misma proporción (43,7% Hardware / 56,3% Software, la del personal asignado directamente). Los componentes electrónicos ($122.139) se asignan 100% a Hardware por ser piezas físicas; los gastos varios se prorratean igual que el personal compartido.</w:t>
+        <w:t xml:space="preserve">Se clasificó cada rol del equipo según a qué producto aporta directamente: Electrónica (ELE) e Infraestructura de MCU (IM01, IM02) van a Hardware; Desarrollo (D01, D02), Diseño UX/UI (DUX), Infraestructura de Red (IR) y Administración de BD (BD) van a Software. Project Manager (PM) y Multimedios (MUL), que trabajan para ambos productos, se prorratean según esa misma proporción (45,3% Hardware / 54,7% Software, la del personal asignado directamente). Los componentes electrónicos ($122.139) se asignan 100% a Hardware por ser piezas físicas; los gastos varios se prorratean igual que el personal compartido.</w:t>
       </w:r>
     </w:p>
     <w:p>
@@ -1170,7 +1170,7 @@
                 <w:sz w:val="19"/>
                 <w:szCs w:val="19"/>
               </w:rPr>
-              <w:t xml:space="preserve">$13.020.735</w:t>
+              <w:t xml:space="preserve">$14.357.101</w:t>
             </w:r>
           </w:p>
         </w:tc>
@@ -1188,7 +1188,7 @@
                 <w:sz w:val="19"/>
                 <w:szCs w:val="19"/>
               </w:rPr>
-              <w:t xml:space="preserve">$16.275.919</w:t>
+              <w:t xml:space="preserve">$17.946.376</w:t>
             </w:r>
           </w:p>
         </w:tc>
@@ -1206,7 +1206,7 @@
                 <w:sz w:val="19"/>
                 <w:szCs w:val="19"/>
               </w:rPr>
-              <w:t xml:space="preserve">43,9%</w:t>
+              <w:t xml:space="preserve">45,5%</w:t>
             </w:r>
           </w:p>
         </w:tc>
@@ -1244,7 +1244,7 @@
                 <w:sz w:val="19"/>
                 <w:szCs w:val="19"/>
               </w:rPr>
-              <w:t xml:space="preserve">$16.622.168</w:t>
+              <w:t xml:space="preserve">$17.199.903</w:t>
             </w:r>
           </w:p>
         </w:tc>
@@ -1262,7 +1262,7 @@
                 <w:sz w:val="19"/>
                 <w:szCs w:val="19"/>
               </w:rPr>
-              <w:t xml:space="preserve">$20.777.710</w:t>
+              <w:t xml:space="preserve">$21.499.879</w:t>
             </w:r>
           </w:p>
         </w:tc>
@@ -1280,7 +1280,7 @@
                 <w:sz w:val="19"/>
                 <w:szCs w:val="19"/>
               </w:rPr>
-              <w:t xml:space="preserve">56,1%</w:t>
+              <w:t xml:space="preserve">54,5%</w:t>
             </w:r>
           </w:p>
         </w:tc>
@@ -1320,7 +1320,7 @@
                 <w:sz w:val="19"/>
                 <w:szCs w:val="19"/>
               </w:rPr>
-              <w:t xml:space="preserve">$29.642.903</w:t>
+              <w:t xml:space="preserve">$31.557.004</w:t>
             </w:r>
           </w:p>
         </w:tc>
@@ -1339,7 +1339,7 @@
                 <w:sz w:val="19"/>
                 <w:szCs w:val="19"/>
               </w:rPr>
-              <w:t xml:space="preserve">$37.053.629</w:t>
+              <w:t xml:space="preserve">$39.446.255</w:t>
             </w:r>
           </w:p>
         </w:tc>
@@ -1445,7 +1445,7 @@
         <w:t xml:space="preserve">Paquete combinado (Sección 1): </w:t>
       </w:r>
       <w:r>
-        <w:t xml:space="preserve">sigue siendo la opción de referencia y la que da mayor control de calidad de punta a punta, al precio total ya calculado ($37.053.629).</w:t>
+        <w:t xml:space="preserve">sigue siendo la opción de referencia y la que da mayor control de calidad de punta a punta, al precio total ya calculado ($39.446.255).</w:t>
       </w:r>
     </w:p>
     <w:p>
@@ -1468,7 +1468,7 @@
           <w:i w:val="false"/>
           <w:iCs w:val="false"/>
         </w:rPr>
-        <w:t xml:space="preserve">El proyecto define una modalidad de inversión mixta (aporte propio inicial + financiamiento externo gestionado para los bloques más caros), con una ganancia proyectada de $7.410.726 sobre un presupuesto final de $37.053.629. La garantía del sistema entregado queda fijada entre 1 y 3 meses desde la aceptación, cubriendo soporte de software/firmware sin costo adicional durante ese período. Además del paquete combinado, el equipo tiene la opción de vender Hardware ($16.275.919) y Software ($20.777.710) por separado, ampliando el mercado posible sin cambiar el costo total del proyecto. La garantía ya está incorporada a la Documentación de Proyecto (Sección 10.7).</w:t>
+        <w:t xml:space="preserve">El proyecto define una modalidad de inversión mixta (aporte propio inicial + financiamiento externo gestionado para los bloques más caros), con una ganancia proyectada de $7.889.251 sobre un presupuesto final de $39.446.255. La garantía del sistema entregado queda fijada entre 1 y 3 meses desde la aceptación, cubriendo soporte de software/firmware sin costo adicional durante ese período. Además del paquete combinado, el equipo tiene la opción de vender Hardware ($17.946.376) y Software ($21.499.879) por separado, ampliando el mercado posible sin cambiar el costo total del proyecto. La garantía ya está incorporada a la Documentación de Proyecto (Sección 10.7).</w:t>
       </w:r>
     </w:p>
     <w:sectPr>

--- a/documentacion_proyecto/Modalidad_Inversion_Ganancia_Contrato_Garantia.docx
+++ b/documentacion_proyecto/Modalidad_Inversion_Ganancia_Contrato_Garantia.docx
@@ -253,7 +253,7 @@
           <w:i w:val="false"/>
           <w:iCs w:val="false"/>
         </w:rPr>
-        <w:t xml:space="preserve">Sobre el costo total estimado del proyecto ($31.557.004, entre personal, componentes electrónicos y gastos varios, ver Estimación de Costos), se aplica el margen del 25% ya definido en la plantilla original, lo que deja la siguiente ganancia proyectada:</w:t>
+        <w:t xml:space="preserve">Sobre el costo total estimado del proyecto ($32.076.353, entre personal, componentes electrónicos y gastos varios, ver Estimación de Costos), se aplica el margen del 25% ya definido en la plantilla original, lo que deja la siguiente ganancia proyectada:</w:t>
       </w:r>
     </w:p>
     <w:tbl>
@@ -305,7 +305,7 @@
                 <w:sz w:val="19"/>
                 <w:szCs w:val="19"/>
               </w:rPr>
-              <w:t xml:space="preserve">$31.557.004</w:t>
+              <w:t xml:space="preserve">$32.076.353</w:t>
             </w:r>
           </w:p>
         </w:tc>
@@ -343,7 +343,7 @@
                 <w:sz w:val="19"/>
                 <w:szCs w:val="19"/>
               </w:rPr>
-              <w:t xml:space="preserve">$7.889.251</w:t>
+              <w:t xml:space="preserve">$8.019.088</w:t>
             </w:r>
           </w:p>
         </w:tc>
@@ -383,7 +383,7 @@
                 <w:sz w:val="19"/>
                 <w:szCs w:val="19"/>
               </w:rPr>
-              <w:t xml:space="preserve">$39.446.255 / $7.889.251</w:t>
+              <w:t xml:space="preserve">$40.095.441 / $8.019.088</w:t>
             </w:r>
           </w:p>
         </w:tc>
@@ -760,7 +760,7 @@
           <w:i w:val="false"/>
           <w:iCs w:val="false"/>
         </w:rPr>
-        <w:t xml:space="preserve">La recuperación del aporte inicial del equipo (Etapa 1 del plan) se referencia contra el presupuesto final con margen ($39.446.255), no contra el costo puro: la diferencia entre ambos ($7.889.251) es la ganancia calculada en la Sección 1, y es la que cubre -además de compensar el trabajo del equipo- el repago del aporte inicial si así se decide.</w:t>
+        <w:t xml:space="preserve">La recuperación del aporte inicial del equipo (Etapa 1 del plan) se referencia contra el presupuesto final con margen ($40.095.441), no contra el costo puro: la diferencia entre ambos ($8.019.088) es la ganancia calculada en la Sección 1, y es la que cubre -además de compensar el trabajo del equipo- el repago del aporte inicial si así se decide.</w:t>
       </w:r>
     </w:p>
     <w:p>
@@ -1026,7 +1026,7 @@
           <w:i w:val="false"/>
           <w:iCs w:val="false"/>
         </w:rPr>
-        <w:t xml:space="preserve">Se clasificó cada rol del equipo según a qué producto aporta directamente: Electrónica (ELE) e Infraestructura de MCU (IM01, IM02) van a Hardware; Desarrollo (D01, D02), Diseño UX/UI (DUX), Infraestructura de Red (IR) y Administración de BD (BD) van a Software. Project Manager (PM) y Multimedios (MUL), que trabajan para ambos productos, se prorratean según esa misma proporción (45,3% Hardware / 54,7% Software, la del personal asignado directamente). Los componentes electrónicos ($122.139) se asignan 100% a Hardware por ser piezas físicas; los gastos varios se prorratean igual que el personal compartido.</w:t>
+        <w:t xml:space="preserve">Se clasificó cada rol del equipo según a qué producto aporta directamente: Electrónica (ELE) e Infraestructura de MCU (IM01, IM02) van a Hardware; Desarrollo (D01, D02), Diseño UX/UI (DUX), Infraestructura de Red (IR) y Administración de BD (BD) van a Software. Project Manager (PM) y Multimedios (MUL), que trabajan para ambos productos, se prorratean según esa misma proporción (44,7% Hardware / 55,3% Software, la del personal asignado directamente). Los componentes electrónicos ($122.139) se asignan 100% a Hardware por ser piezas físicas; los gastos varios se prorratean igual que el personal compartido.</w:t>
       </w:r>
     </w:p>
     <w:p>
@@ -1170,7 +1170,7 @@
                 <w:sz w:val="19"/>
                 <w:szCs w:val="19"/>
               </w:rPr>
-              <w:t xml:space="preserve">$14.357.101</w:t>
+              <w:t xml:space="preserve">$14.401.855</w:t>
             </w:r>
           </w:p>
         </w:tc>
@@ -1188,7 +1188,7 @@
                 <w:sz w:val="19"/>
                 <w:szCs w:val="19"/>
               </w:rPr>
-              <w:t xml:space="preserve">$17.946.376</w:t>
+              <w:t xml:space="preserve">$18.002.318</w:t>
             </w:r>
           </w:p>
         </w:tc>
@@ -1206,7 +1206,7 @@
                 <w:sz w:val="19"/>
                 <w:szCs w:val="19"/>
               </w:rPr>
-              <w:t xml:space="preserve">45,5%</w:t>
+              <w:t xml:space="preserve">44,9%</w:t>
             </w:r>
           </w:p>
         </w:tc>
@@ -1244,7 +1244,7 @@
                 <w:sz w:val="19"/>
                 <w:szCs w:val="19"/>
               </w:rPr>
-              <w:t xml:space="preserve">$17.199.903</w:t>
+              <w:t xml:space="preserve">$17.674.498</w:t>
             </w:r>
           </w:p>
         </w:tc>
@@ -1262,7 +1262,7 @@
                 <w:sz w:val="19"/>
                 <w:szCs w:val="19"/>
               </w:rPr>
-              <w:t xml:space="preserve">$21.499.879</w:t>
+              <w:t xml:space="preserve">$22.093.123</w:t>
             </w:r>
           </w:p>
         </w:tc>
@@ -1280,7 +1280,7 @@
                 <w:sz w:val="19"/>
                 <w:szCs w:val="19"/>
               </w:rPr>
-              <w:t xml:space="preserve">54,5%</w:t>
+              <w:t xml:space="preserve">55,1%</w:t>
             </w:r>
           </w:p>
         </w:tc>
@@ -1320,7 +1320,7 @@
                 <w:sz w:val="19"/>
                 <w:szCs w:val="19"/>
               </w:rPr>
-              <w:t xml:space="preserve">$31.557.004</w:t>
+              <w:t xml:space="preserve">$32.076.353</w:t>
             </w:r>
           </w:p>
         </w:tc>
@@ -1339,7 +1339,7 @@
                 <w:sz w:val="19"/>
                 <w:szCs w:val="19"/>
               </w:rPr>
-              <w:t xml:space="preserve">$39.446.255</w:t>
+              <w:t xml:space="preserve">$40.095.441</w:t>
             </w:r>
           </w:p>
         </w:tc>
@@ -1445,7 +1445,7 @@
         <w:t xml:space="preserve">Paquete combinado (Sección 1): </w:t>
       </w:r>
       <w:r>
-        <w:t xml:space="preserve">sigue siendo la opción de referencia y la que da mayor control de calidad de punta a punta, al precio total ya calculado ($39.446.255).</w:t>
+        <w:t xml:space="preserve">sigue siendo la opción de referencia y la que da mayor control de calidad de punta a punta, al precio total ya calculado ($40.095.441).</w:t>
       </w:r>
     </w:p>
     <w:p>
@@ -1468,7 +1468,7 @@
           <w:i w:val="false"/>
           <w:iCs w:val="false"/>
         </w:rPr>
-        <w:t xml:space="preserve">El proyecto define una modalidad de inversión mixta (aporte propio inicial + financiamiento externo gestionado para los bloques más caros), con una ganancia proyectada de $7.889.251 sobre un presupuesto final de $39.446.255. La garantía del sistema entregado queda fijada entre 1 y 3 meses desde la aceptación, cubriendo soporte de software/firmware sin costo adicional durante ese período. Además del paquete combinado, el equipo tiene la opción de vender Hardware ($17.946.376) y Software ($21.499.879) por separado, ampliando el mercado posible sin cambiar el costo total del proyecto. La garantía ya está incorporada a la Documentación de Proyecto (Sección 10.7).</w:t>
+        <w:t xml:space="preserve">El proyecto define una modalidad de inversión mixta (aporte propio inicial + financiamiento externo gestionado para los bloques más caros), con una ganancia proyectada de $8.019.088 sobre un presupuesto final de $40.095.441. La garantía del sistema entregado queda fijada entre 1 y 3 meses desde la aceptación, cubriendo soporte de software/firmware sin costo adicional durante ese período. Además del paquete combinado, el equipo tiene la opción de vender Hardware ($18.002.318) y Software ($22.093.123) por separado, ampliando el mercado posible sin cambiar el costo total del proyecto. La garantía ya está incorporada a la Documentación de Proyecto (Sección 10.7).</w:t>
       </w:r>
     </w:p>
     <w:sectPr>

--- a/documentacion_proyecto/Modalidad_Inversion_Ganancia_Contrato_Garantia.docx
+++ b/documentacion_proyecto/Modalidad_Inversion_Ganancia_Contrato_Garantia.docx
@@ -678,7 +678,7 @@
                 <w:sz w:val="19"/>
                 <w:szCs w:val="19"/>
               </w:rPr>
-              <w:t xml:space="preserve">Gestión de financiamiento externo (institucional o sponsor), una vez confirmada la medición del telar (tarea 5.9)</w:t>
+              <w:t xml:space="preserve">Gestión de financiamiento externo (institucional o sponsor), una vez confirmada la medición del telar (tareas 5.9 y 7.4, hechas)</w:t>
             </w:r>
           </w:p>
         </w:tc>
@@ -774,7 +774,7 @@
           <w:i w:val="false"/>
           <w:iCs w:val="false"/>
         </w:rPr>
-        <w:t xml:space="preserve">El financiamiento externo gestionado para la Etapa 2 del plan (Bloques C y D, $48.486) queda condicionado a que la medición del telar (tarea 5.9 del Gantt) confirme el diseño y la cantidad de relés de selección necesarios (hasta entonces, ese monto es una estimación y no un compromiso de compra).</w:t>
+        <w:t xml:space="preserve">El financiamiento externo gestionado para la Etapa 2 del plan (Bloques C y D, $48.486) quedaba condicionado a que la medición del telar confirmara el diseño y la cantidad de relés de selección necesarios: ya están confirmados (cuatro relés, uno por bobina, desde el 19/09/2026, y la alimentación del lector, entre 15 y 30 V, medida el 17/10/2026).</w:t>
       </w:r>
     </w:p>
     <w:p>

--- a/documentacion_proyecto/Modalidad_Inversion_Ganancia_Contrato_Garantia.docx
+++ b/documentacion_proyecto/Modalidad_Inversion_Ganancia_Contrato_Garantia.docx
@@ -236,6 +236,7 @@
     <w:p>
       <w:pPr>
         <w:pStyle w:val="Heading1"/>
+        <w:keepNext/>
         <w:spacing w:after="160" w:before="360"/>
       </w:pPr>
       <w:r>
@@ -273,6 +274,9 @@
         <w:gridCol w:w="2200"/>
       </w:tblGrid>
       <w:tr>
+        <w:trPr>
+          <w:cantSplit/>
+        </w:trPr>
         <w:tc>
           <w:tcPr>
             <w:tcW w:type="dxa" w:w="7000"/>
@@ -311,6 +315,9 @@
         </w:tc>
       </w:tr>
       <w:tr>
+        <w:trPr>
+          <w:cantSplit/>
+        </w:trPr>
         <w:tc>
           <w:tcPr>
             <w:tcW w:type="dxa" w:w="7000"/>
@@ -349,6 +356,9 @@
         </w:tc>
       </w:tr>
       <w:tr>
+        <w:trPr>
+          <w:cantSplit/>
+        </w:trPr>
         <w:tc>
           <w:tcPr>
             <w:tcW w:type="dxa" w:w="7000"/>
@@ -407,6 +417,7 @@
     <w:p>
       <w:pPr>
         <w:pStyle w:val="Heading1"/>
+        <w:keepNext/>
         <w:spacing w:after="160" w:before="360"/>
       </w:pPr>
       <w:r>
@@ -430,6 +441,7 @@
     <w:p>
       <w:pPr>
         <w:pStyle w:val="Heading2"/>
+        <w:keepNext/>
         <w:spacing w:after="120" w:before="240"/>
       </w:pPr>
       <w:r>
@@ -455,6 +467,7 @@
       </w:tblGrid>
       <w:tr>
         <w:trPr>
+          <w:cantSplit/>
           <w:tblHeader/>
         </w:trPr>
         <w:tc>
@@ -516,6 +529,9 @@
         </w:tc>
       </w:tr>
       <w:tr>
+        <w:trPr>
+          <w:cantSplit/>
+        </w:trPr>
         <w:tc>
           <w:tcPr>
             <w:tcW w:type="dxa" w:w="1400"/>
@@ -572,6 +588,9 @@
         </w:tc>
       </w:tr>
       <w:tr>
+        <w:trPr>
+          <w:cantSplit/>
+        </w:trPr>
         <w:tc>
           <w:tcPr>
             <w:tcW w:type="dxa" w:w="1400"/>
@@ -628,6 +647,9 @@
         </w:tc>
       </w:tr>
       <w:tr>
+        <w:trPr>
+          <w:cantSplit/>
+        </w:trPr>
         <w:tc>
           <w:tcPr>
             <w:tcW w:type="dxa" w:w="1400"/>
@@ -684,6 +706,9 @@
         </w:tc>
       </w:tr>
       <w:tr>
+        <w:trPr>
+          <w:cantSplit/>
+        </w:trPr>
         <w:tc>
           <w:tcPr>
             <w:tcW w:type="dxa" w:w="1400"/>
@@ -743,6 +768,7 @@
     <w:p>
       <w:pPr>
         <w:pStyle w:val="Heading2"/>
+        <w:keepNext/>
         <w:spacing w:after="120" w:before="240"/>
       </w:pPr>
       <w:r>
@@ -780,6 +806,7 @@
     <w:p>
       <w:pPr>
         <w:pStyle w:val="Heading1"/>
+        <w:keepNext/>
         <w:spacing w:after="160" w:before="360"/>
       </w:pPr>
       <w:r>
@@ -803,6 +830,7 @@
     <w:p>
       <w:pPr>
         <w:pStyle w:val="Heading2"/>
+        <w:keepNext/>
         <w:spacing w:after="120" w:before="240"/>
       </w:pPr>
       <w:r>
@@ -826,6 +854,7 @@
     <w:p>
       <w:pPr>
         <w:pStyle w:val="Heading2"/>
+        <w:keepNext/>
         <w:spacing w:after="120" w:before="240"/>
       </w:pPr>
       <w:r>
@@ -874,6 +903,7 @@
     <w:p>
       <w:pPr>
         <w:pStyle w:val="Heading1"/>
+        <w:keepNext/>
         <w:spacing w:after="160" w:before="360"/>
       </w:pPr>
       <w:r>
@@ -897,6 +927,7 @@
     <w:p>
       <w:pPr>
         <w:pStyle w:val="Heading2"/>
+        <w:keepNext/>
         <w:spacing w:after="120" w:before="240"/>
       </w:pPr>
       <w:r>
@@ -986,6 +1017,7 @@
     <w:p>
       <w:pPr>
         <w:pStyle w:val="Heading1"/>
+        <w:keepNext/>
         <w:spacing w:after="160" w:before="360"/>
       </w:pPr>
       <w:r>
@@ -1009,6 +1041,7 @@
     <w:p>
       <w:pPr>
         <w:pStyle w:val="Heading2"/>
+        <w:keepNext/>
         <w:spacing w:after="120" w:before="240"/>
       </w:pPr>
       <w:r>
@@ -1032,6 +1065,7 @@
     <w:p>
       <w:pPr>
         <w:pStyle w:val="Heading2"/>
+        <w:keepNext/>
         <w:spacing w:after="120" w:before="240"/>
       </w:pPr>
       <w:r>
@@ -1058,6 +1092,7 @@
       </w:tblGrid>
       <w:tr>
         <w:trPr>
+          <w:cantSplit/>
           <w:tblHeader/>
         </w:trPr>
         <w:tc>
@@ -1138,6 +1173,9 @@
         </w:tc>
       </w:tr>
       <w:tr>
+        <w:trPr>
+          <w:cantSplit/>
+        </w:trPr>
         <w:tc>
           <w:tcPr>
             <w:tcW w:type="dxa" w:w="3200"/>
@@ -1212,6 +1250,9 @@
         </w:tc>
       </w:tr>
       <w:tr>
+        <w:trPr>
+          <w:cantSplit/>
+        </w:trPr>
         <w:tc>
           <w:tcPr>
             <w:tcW w:type="dxa" w:w="3200"/>
@@ -1286,6 +1327,9 @@
         </w:tc>
       </w:tr>
       <w:tr>
+        <w:trPr>
+          <w:cantSplit/>
+        </w:trPr>
         <w:tc>
           <w:tcPr>
             <w:tcW w:type="dxa" w:w="3200"/>
@@ -1382,6 +1426,7 @@
     <w:p>
       <w:pPr>
         <w:pStyle w:val="Heading2"/>
+        <w:keepNext/>
         <w:spacing w:after="120" w:before="240"/>
       </w:pPr>
       <w:r>
@@ -1451,6 +1496,7 @@
     <w:p>
       <w:pPr>
         <w:pStyle w:val="Heading1"/>
+        <w:keepNext/>
         <w:spacing w:after="160" w:before="360"/>
       </w:pPr>
       <w:r>
@@ -1698,7 +1744,11 @@
 <file path=word/styles.xml><?xml version="1.0" encoding="utf-8"?>
 <w:styles xmlns:mc="http://schemas.openxmlformats.org/markup-compatibility/2006" xmlns:r="http://schemas.openxmlformats.org/officeDocument/2006/relationships" xmlns:w="http://schemas.openxmlformats.org/wordprocessingml/2006/main" xmlns:w14="http://schemas.microsoft.com/office/word/2010/wordml" xmlns:w15="http://schemas.microsoft.com/office/word/2012/wordml" mc:Ignorable="w14 w15">
   <w:docDefaults>
-    <w:rPrDefault/>
+    <w:rPrDefault>
+      <w:rPr>
+        <w:rFonts w:ascii="IBM Plex Sans" w:eastAsia="IBM Plex Sans" w:hAnsi="IBM Plex Sans" w:cs="IBM Plex Sans"/>
+      </w:rPr>
+    </w:rPrDefault>
     <w:pPrDefault/>
   </w:docDefaults>
   <w:style w:type="paragraph" w:styleId="Title">

--- a/documentacion_proyecto/Modalidad_Inversion_Ganancia_Contrato_Garantia.docx
+++ b/documentacion_proyecto/Modalidad_Inversion_Ganancia_Contrato_Garantia.docx
@@ -86,86 +86,28 @@
     </w:p>
     <w:p>
       <w:pPr>
-        <w:pStyle w:val="Heading2"/>
-        <w:spacing w:after="120" w:before="240"/>
-      </w:pPr>
-      <w:r>
-        <w:rPr>
-          <w:szCs w:val="21"/>
-        </w:rPr>
-        <w:t>2.1 Plan de aportes por etapa</w:t>
-      </w:r>
-    </w:p>
-    <w:p>
-      <w:pPr>
-        <w:pStyle w:val="Heading2"/>
-        <w:spacing w:after="120" w:before="240"/>
-      </w:pPr>
-      <w:r>
-        <w:rPr>
-          <w:szCs w:val="21"/>
-        </w:rPr>
-        <w:t>2.2 Recuperación de la inversión</w:t>
-      </w:r>
-    </w:p>
-    <w:p>
-      <w:pPr>
         <w:spacing w:after="90"/>
+        <w:ind w:left="360"/>
       </w:pPr>
       <w:r>
         <w:rPr>
           <w:sz w:val="21"/>
           <w:szCs w:val="21"/>
         </w:rPr>
-        <w:t xml:space="preserve">3. Contrato</w:t>
-      </w:r>
-    </w:p>
-    <w:p>
-      <w:pPr>
-        <w:pStyle w:val="Heading2"/>
-        <w:spacing w:after="120" w:before="240"/>
-      </w:pPr>
-      <w:r>
-        <w:rPr>
-          <w:szCs w:val="21"/>
-        </w:rPr>
-        <w:t>3.1 Objeto y alcance</w:t>
-      </w:r>
-    </w:p>
-    <w:p>
-      <w:pPr>
-        <w:pStyle w:val="Heading2"/>
-        <w:spacing w:after="120" w:before="240"/>
-      </w:pPr>
-      <w:r>
-        <w:rPr>
-          <w:szCs w:val="21"/>
-        </w:rPr>
-        <w:t>3.2 Plazos y entregables</w:t>
+        <w:t>2.1 Plan de aportes por etapa</w:t>
       </w:r>
     </w:p>
     <w:p>
       <w:pPr>
         <w:spacing w:after="90"/>
+        <w:ind w:left="360"/>
       </w:pPr>
       <w:r>
         <w:rPr>
           <w:sz w:val="21"/>
           <w:szCs w:val="21"/>
         </w:rPr>
-        <w:t xml:space="preserve">4. Garantía</w:t>
-      </w:r>
-    </w:p>
-    <w:p>
-      <w:pPr>
-        <w:pStyle w:val="Heading2"/>
-        <w:spacing w:after="120" w:before="240"/>
-      </w:pPr>
-      <w:r>
-        <w:rPr>
-          <w:szCs w:val="21"/>
-        </w:rPr>
-        <w:t>4.1 Vigencia y cobertura</w:t>
+        <w:t>2.2 Recuperación de la inversión</w:t>
       </w:r>
     </w:p>
     <w:p>
@@ -177,16 +119,80 @@
           <w:sz w:val="21"/>
           <w:szCs w:val="21"/>
         </w:rPr>
+        <w:t xml:space="preserve">3. Contrato</w:t>
+      </w:r>
+    </w:p>
+    <w:p>
+      <w:pPr>
+        <w:spacing w:after="90"/>
+        <w:ind w:left="360"/>
+      </w:pPr>
+      <w:r>
+        <w:rPr>
+          <w:sz w:val="21"/>
+          <w:szCs w:val="21"/>
+        </w:rPr>
+        <w:t>3.1 Objeto y alcance</w:t>
+      </w:r>
+    </w:p>
+    <w:p>
+      <w:pPr>
+        <w:spacing w:after="90"/>
+        <w:ind w:left="360"/>
+      </w:pPr>
+      <w:r>
+        <w:rPr>
+          <w:sz w:val="21"/>
+          <w:szCs w:val="21"/>
+        </w:rPr>
+        <w:t>3.2 Plazos y entregables</w:t>
+      </w:r>
+    </w:p>
+    <w:p>
+      <w:pPr>
+        <w:spacing w:after="90"/>
+      </w:pPr>
+      <w:r>
+        <w:rPr>
+          <w:sz w:val="21"/>
+          <w:szCs w:val="21"/>
+        </w:rPr>
+        <w:t xml:space="preserve">4. Garantía</w:t>
+      </w:r>
+    </w:p>
+    <w:p>
+      <w:pPr>
+        <w:spacing w:after="90"/>
+        <w:ind w:left="360"/>
+      </w:pPr>
+      <w:r>
+        <w:rPr>
+          <w:sz w:val="21"/>
+          <w:szCs w:val="21"/>
+        </w:rPr>
+        <w:t>4.1 Vigencia y cobertura</w:t>
+      </w:r>
+    </w:p>
+    <w:p>
+      <w:pPr>
+        <w:spacing w:after="90"/>
+      </w:pPr>
+      <w:r>
+        <w:rPr>
+          <w:sz w:val="21"/>
+          <w:szCs w:val="21"/>
+        </w:rPr>
         <w:t xml:space="preserve">5. Dos formas de venta: Hardware y Software</w:t>
       </w:r>
     </w:p>
     <w:p>
       <w:pPr>
-        <w:pStyle w:val="Heading2"/>
-        <w:spacing w:after="120" w:before="240"/>
-      </w:pPr>
-      <w:r>
-        <w:rPr>
+        <w:spacing w:after="90"/>
+        <w:ind w:left="360"/>
+      </w:pPr>
+      <w:r>
+        <w:rPr>
+          <w:sz w:val="21"/>
           <w:szCs w:val="21"/>
         </w:rPr>
         <w:t>5.1 Metodología de reparto</w:t>
@@ -194,11 +200,12 @@
     </w:p>
     <w:p>
       <w:pPr>
-        <w:pStyle w:val="Heading2"/>
-        <w:spacing w:after="120" w:before="240"/>
-      </w:pPr>
-      <w:r>
-        <w:rPr>
+        <w:spacing w:after="90"/>
+        <w:ind w:left="360"/>
+      </w:pPr>
+      <w:r>
+        <w:rPr>
+          <w:sz w:val="21"/>
           <w:szCs w:val="21"/>
         </w:rPr>
         <w:t>5.2 Costo y precio por producto</w:t>
@@ -206,11 +213,12 @@
     </w:p>
     <w:p>
       <w:pPr>
-        <w:pStyle w:val="Heading2"/>
-        <w:spacing w:after="120" w:before="240"/>
-      </w:pPr>
-      <w:r>
-        <w:rPr>
+        <w:spacing w:after="90"/>
+        <w:ind w:left="360"/>
+      </w:pPr>
+      <w:r>
+        <w:rPr>
+          <w:sz w:val="21"/>
           <w:szCs w:val="21"/>
         </w:rPr>
         <w:t>5.3 Comparación de las dos vías</w:t>
@@ -871,7 +879,7 @@
         <w:spacing w:after="90"/>
       </w:pPr>
       <w:r>
-        <w:t xml:space="preserve">3ra presentación de avances: mediados de septiembre de 2026, con el Nivel 1 (Bloque A) terminado y funcionando (instalado y probado en el telar el 19/09/2026).</w:t>
+        <w:t xml:space="preserve">3ra presentación de avances: 22/09/2026, con el Nivel 1 (Bloque A) terminado y funcionando (instalado y probado en el telar el 19/09/2026).</w:t>
       </w:r>
     </w:p>
     <w:p>
@@ -884,7 +892,7 @@
         <w:spacing w:after="90"/>
       </w:pPr>
       <w:r>
-        <w:t xml:space="preserve">Última presentación y cierre de proyecto: 14/11/2026 (Etapa 08), previo a la expo de 7mo año de secundaria.</w:t>
+        <w:t xml:space="preserve">Presentación a los profesores: 04/11/2026. Presentación final y cierre del proyecto: 14/11/2026, en la Expo de 7mo año (Etapa 08).</w:t>
       </w:r>
     </w:p>
     <w:p>

--- a/documentacion_proyecto/Modalidad_Inversion_Ganancia_Contrato_Garantia.docx
+++ b/documentacion_proyecto/Modalidad_Inversion_Ganancia_Contrato_Garantia.docx
@@ -262,7 +262,7 @@
           <w:i w:val="false"/>
           <w:iCs w:val="false"/>
         </w:rPr>
-        <w:t xml:space="preserve">Sobre el costo total estimado del proyecto ($32.076.353, entre personal, componentes electrónicos y gastos varios, ver Estimación de Costos), se aplica el margen del 25% ya definido en la plantilla original, lo que deja la siguiente ganancia proyectada:</w:t>
+        <w:t xml:space="preserve">Sobre el costo total estimado del proyecto ($32.053.813, entre personal, componentes electrónicos y gastos varios, ver Estimación de Costos), se aplica el margen del 25% ya definido en la plantilla original, lo que deja la siguiente ganancia proyectada:</w:t>
       </w:r>
     </w:p>
     <w:tbl>
@@ -317,7 +317,7 @@
                 <w:sz w:val="19"/>
                 <w:szCs w:val="19"/>
               </w:rPr>
-              <w:t xml:space="preserve">$32.076.353</w:t>
+              <w:t xml:space="preserve">$32.053.813</w:t>
             </w:r>
           </w:p>
         </w:tc>
@@ -358,7 +358,7 @@
                 <w:sz w:val="19"/>
                 <w:szCs w:val="19"/>
               </w:rPr>
-              <w:t xml:space="preserve">$8.019.088</w:t>
+              <w:t xml:space="preserve">$8.013.453</w:t>
             </w:r>
           </w:p>
         </w:tc>
@@ -401,7 +401,7 @@
                 <w:sz w:val="19"/>
                 <w:szCs w:val="19"/>
               </w:rPr>
-              <w:t xml:space="preserve">$40.095.441 / $8.019.088</w:t>
+              <w:t xml:space="preserve">$40.067.266 / $8.013.453</w:t>
             </w:r>
           </w:p>
         </w:tc>
@@ -572,7 +572,7 @@
                 <w:sz w:val="19"/>
                 <w:szCs w:val="19"/>
               </w:rPr>
-              <w:t xml:space="preserve">Bloque A ($73.653), arranque de la Etapa 4</w:t>
+              <w:t xml:space="preserve">Bloque A ($81.453), arranque de la Etapa 4</w:t>
             </w:r>
           </w:p>
         </w:tc>
@@ -690,7 +690,7 @@
                 <w:sz w:val="19"/>
                 <w:szCs w:val="19"/>
               </w:rPr>
-              <w:t xml:space="preserve">Bloques C y D ($13.950 + $34.536 = $48.486), sensor de pasada y relés de selección</w:t>
+              <w:t xml:space="preserve">Bloques C y D ($13.950 + $55.436 = $69.386), sensor de pasada y relés de selección</w:t>
             </w:r>
           </w:p>
         </w:tc>
@@ -794,7 +794,7 @@
           <w:i w:val="false"/>
           <w:iCs w:val="false"/>
         </w:rPr>
-        <w:t xml:space="preserve">La recuperación del aporte inicial del equipo (Etapa 1 del plan) se referencia contra el presupuesto final con margen ($40.095.441), no contra el costo puro: la diferencia entre ambos ($8.019.088) es la ganancia calculada en la Sección 1, y es la que cubre -además de compensar el trabajo del equipo- el repago del aporte inicial si así se decide.</w:t>
+        <w:t xml:space="preserve">La recuperación del aporte inicial del equipo (Etapa 1 del plan) se referencia contra el presupuesto final con margen ($40.067.266), no contra el costo puro: la diferencia entre ambos ($8.013.453) es la ganancia calculada en la Sección 1, y es la que cubre -además de compensar el trabajo del equipo- el repago del aporte inicial si así se decide.</w:t>
       </w:r>
     </w:p>
     <w:p>
@@ -808,7 +808,7 @@
           <w:i w:val="false"/>
           <w:iCs w:val="false"/>
         </w:rPr>
-        <w:t xml:space="preserve">El financiamiento externo gestionado para la Etapa 2 del plan (Bloques C y D, $48.486) quedaba condicionado a que la medición del telar confirmara el diseño y la cantidad de relés de selección necesarios: ya están confirmados (cuatro relés, uno por bobina, desde el 19/09/2026, y la alimentación del lector, entre 15 y 30 V, medida el 17/10/2026).</w:t>
+        <w:t xml:space="preserve">El financiamiento externo gestionado para la Etapa 2 del plan (Bloques C y D, $69.386) quedaba condicionado a que la medición del telar confirmara el diseño y la cantidad de relés de selección necesarios: ya están confirmados (cuatro relés, uno por bobina, desde el 19/09/2026, y la alimentación del lector, entre 15 y 30 V, medida el 17/10/2026). Se compraron e instalaron, y el sistema completo se probó en el telar el 28/10/2026.</w:t>
       </w:r>
     </w:p>
     <w:p>
@@ -1067,7 +1067,7 @@
           <w:i w:val="false"/>
           <w:iCs w:val="false"/>
         </w:rPr>
-        <w:t xml:space="preserve">Se clasificó cada rol del equipo según a qué producto aporta directamente: Electrónica (ELE) e Infraestructura de MCU (IM01, IM02) van a Hardware; Desarrollo (D01, D02), Diseño UX/UI (DUX), Infraestructura de Red (IR) y Administración de BD (BD) van a Software. Project Manager (PM) y Multimedios (MUL), que trabajan para ambos productos, se prorratean según esa misma proporción (44,7% Hardware / 55,3% Software, la del personal asignado directamente). Los componentes electrónicos ($122.139) se asignan 100% a Hardware por ser piezas físicas; los gastos varios se prorratean igual que el personal compartido.</w:t>
+        <w:t xml:space="preserve">Se clasificó cada rol del equipo según a qué producto aporta directamente: Electrónica (ELE) e Infraestructura de MCU (IM01, IM02) van a Hardware; Desarrollo (D01, D02), Diseño UX/UI (DUX), Infraestructura de Red (IR) y Administración de BD (BD) van a Software. Project Manager (PM) y Multimedios (MUL), que trabajan para ambos productos, se prorratean según esa misma proporción (44,7% Hardware / 55,3% Software, la del personal asignado directamente). Los componentes electrónicos ($150.839) se asignan 100% a Hardware por ser piezas físicas; los gastos varios se prorratean igual que el personal compartido.</w:t>
       </w:r>
     </w:p>
     <w:p>
@@ -1216,7 +1216,7 @@
                 <w:sz w:val="19"/>
                 <w:szCs w:val="19"/>
               </w:rPr>
-              <w:t xml:space="preserve">$14.401.855</w:t>
+              <w:t xml:space="preserve">$14.405.131</w:t>
             </w:r>
           </w:p>
         </w:tc>
@@ -1234,7 +1234,7 @@
                 <w:sz w:val="19"/>
                 <w:szCs w:val="19"/>
               </w:rPr>
-              <w:t xml:space="preserve">$18.002.318</w:t>
+              <w:t xml:space="preserve">$18.006.414</w:t>
             </w:r>
           </w:p>
         </w:tc>
@@ -1293,7 +1293,7 @@
                 <w:sz w:val="19"/>
                 <w:szCs w:val="19"/>
               </w:rPr>
-              <w:t xml:space="preserve">$17.674.498</w:t>
+              <w:t xml:space="preserve">$17.648.682</w:t>
             </w:r>
           </w:p>
         </w:tc>
@@ -1311,7 +1311,7 @@
                 <w:sz w:val="19"/>
                 <w:szCs w:val="19"/>
               </w:rPr>
-              <w:t xml:space="preserve">$22.093.123</w:t>
+              <w:t xml:space="preserve">$22.060.852</w:t>
             </w:r>
           </w:p>
         </w:tc>
@@ -1372,7 +1372,7 @@
                 <w:sz w:val="19"/>
                 <w:szCs w:val="19"/>
               </w:rPr>
-              <w:t xml:space="preserve">$32.076.353</w:t>
+              <w:t xml:space="preserve">$32.053.813</w:t>
             </w:r>
           </w:p>
         </w:tc>
@@ -1391,7 +1391,7 @@
                 <w:sz w:val="19"/>
                 <w:szCs w:val="19"/>
               </w:rPr>
-              <w:t xml:space="preserve">$40.095.441</w:t>
+              <w:t xml:space="preserve">$40.067.266</w:t>
             </w:r>
           </w:p>
         </w:tc>
@@ -1498,7 +1498,7 @@
         <w:t xml:space="preserve">Paquete combinado (Sección 1): </w:t>
       </w:r>
       <w:r>
-        <w:t xml:space="preserve">sigue siendo la opción de referencia y la que da mayor control de calidad de punta a punta, al precio total ya calculado ($40.095.441).</w:t>
+        <w:t xml:space="preserve">sigue siendo la opción de referencia y la que da mayor control de calidad de punta a punta, al precio total ya calculado ($40.067.266).</w:t>
       </w:r>
     </w:p>
     <w:p>
@@ -1522,7 +1522,7 @@
           <w:i w:val="false"/>
           <w:iCs w:val="false"/>
         </w:rPr>
-        <w:t xml:space="preserve">El proyecto define una modalidad de inversión mixta (aporte propio inicial + financiamiento externo gestionado para los bloques más caros), con una ganancia proyectada de $8.019.088 sobre un presupuesto final de $40.095.441. La garantía del sistema entregado queda fijada entre 1 y 3 meses desde la aceptación, cubriendo soporte de software/firmware sin costo adicional durante ese período. Además del paquete combinado, el equipo tiene la opción de vender Hardware ($18.002.318) y Software ($22.093.123) por separado, ampliando el mercado posible sin cambiar el costo total del proyecto. La garantía ya está incorporada a la Documentación de Proyecto (Sección 10.7).</w:t>
+        <w:t xml:space="preserve">El proyecto define una modalidad de inversión mixta (aporte propio inicial + financiamiento externo gestionado para los bloques más caros), con una ganancia proyectada de $8.013.453 sobre un presupuesto final de $40.067.266. La garantía del sistema entregado queda fijada entre 1 y 3 meses desde la aceptación, cubriendo soporte de software/firmware sin costo adicional durante ese período. Además del paquete combinado, el equipo tiene la opción de vender Hardware ($18.006.414) y Software ($22.060.852) por separado, ampliando el mercado posible sin cambiar el costo total del proyecto. La garantía ya está incorporada a la Documentación de Proyecto (Sección 10.7).</w:t>
       </w:r>
     </w:p>
     <w:sectPr>

--- a/documentacion_proyecto/Modalidad_Inversion_Ganancia_Contrato_Garantia.docx
+++ b/documentacion_proyecto/Modalidad_Inversion_Ganancia_Contrato_Garantia.docx
@@ -69,7 +69,7 @@
           <w:sz w:val="21"/>
           <w:szCs w:val="21"/>
         </w:rPr>
-        <w:t xml:space="preserve">1. Ganancia del proyecto</w:t>
+        <w:t xml:space="preserve">1. Precio final y ganancia del proyecto</w:t>
       </w:r>
     </w:p>
     <w:p>
@@ -248,7 +248,7 @@
         <w:spacing w:after="160" w:before="360"/>
       </w:pPr>
       <w:r>
-        <w:t xml:space="preserve">1. Ganancia del proyecto</w:t>
+        <w:t xml:space="preserve">1. Precio final y ganancia del proyecto</w:t>
       </w:r>
     </w:p>
     <w:p>
@@ -262,7 +262,7 @@
           <w:i w:val="false"/>
           <w:iCs w:val="false"/>
         </w:rPr>
-        <w:t xml:space="preserve">Sobre el costo total estimado del proyecto ($32.053.813, entre personal, componentes electrónicos y gastos varios, ver Estimación de Costos), se aplica el margen del 25% ya definido en la plantilla original, lo que deja la siguiente ganancia proyectada:</w:t>
+        <w:t xml:space="preserve">El costo total estimado del proyecto ($32.021.188, entre personal, componentes electrónicos y gastos varios, ver Estimación de Costos) es la inversión a recuperar. El precio final se fijó por telar, con una vista a dos años: en cada telar nuevo se vuelven a gastar $1.511.939 (componentes, insumos y 28 h de instalación), y a $3.200.000 por telar la inversión se recupera con 19 telares, dos fábricas de 10. Reemplaza al presupuesto anterior, que era el costo más un margen del 25 % ($40.067.266):</w:t>
       </w:r>
     </w:p>
     <w:tbl>
@@ -299,7 +299,7 @@
                 <w:sz w:val="19"/>
                 <w:szCs w:val="19"/>
               </w:rPr>
-              <w:t xml:space="preserve">Subtotal costos del proyecto (personal + componentes + varios)</w:t>
+              <w:t xml:space="preserve">Inversión del proyecto (personal + componentes + varios)</w:t>
             </w:r>
           </w:p>
         </w:tc>
@@ -317,7 +317,7 @@
                 <w:sz w:val="19"/>
                 <w:szCs w:val="19"/>
               </w:rPr>
-              <w:t xml:space="preserve">$32.053.813</w:t>
+              <w:t xml:space="preserve">$32.021.188</w:t>
             </w:r>
           </w:p>
         </w:tc>
@@ -340,7 +340,7 @@
                 <w:sz w:val="19"/>
                 <w:szCs w:val="19"/>
               </w:rPr>
-              <w:t xml:space="preserve">Margen (25%)</w:t>
+              <w:t xml:space="preserve">Costo de cada telar nuevo (componentes, insumos e instalación)</w:t>
             </w:r>
           </w:p>
         </w:tc>
@@ -358,7 +358,7 @@
                 <w:sz w:val="19"/>
                 <w:szCs w:val="19"/>
               </w:rPr>
-              <w:t xml:space="preserve">$8.013.453</w:t>
+              <w:t xml:space="preserve">$1.511.939</w:t>
             </w:r>
           </w:p>
         </w:tc>
@@ -382,7 +382,7 @@
                 <w:sz w:val="19"/>
                 <w:szCs w:val="19"/>
               </w:rPr>
-              <w:t xml:space="preserve">PRESUPUESTO FINAL / GANANCIA PROYECTADA</w:t>
+              <w:t xml:space="preserve">PRECIO FINAL POR TELAR / GANANCIA POR TELAR</w:t>
             </w:r>
           </w:p>
         </w:tc>
@@ -401,7 +401,7 @@
                 <w:sz w:val="19"/>
                 <w:szCs w:val="19"/>
               </w:rPr>
-              <w:t xml:space="preserve">$40.067.266 / $8.013.453</w:t>
+              <w:t xml:space="preserve">$3.200.000 / $1.688.061</w:t>
             </w:r>
           </w:p>
         </w:tc>
@@ -749,7 +749,7 @@
                 <w:sz w:val="19"/>
                 <w:szCs w:val="19"/>
               </w:rPr>
-              <w:t xml:space="preserve">Gastos varios/operativos ($109.675)</w:t>
+              <w:t xml:space="preserve">Gastos varios/operativos ($77.050)</w:t>
             </w:r>
           </w:p>
         </w:tc>
@@ -794,7 +794,7 @@
           <w:i w:val="false"/>
           <w:iCs w:val="false"/>
         </w:rPr>
-        <w:t xml:space="preserve">La recuperación del aporte inicial del equipo (Etapa 1 del plan) se referencia contra el presupuesto final con margen ($40.067.266), no contra el costo puro: la diferencia entre ambos ($8.013.453) es la ganancia calculada en la Sección 1, y es la que cubre -además de compensar el trabajo del equipo- el repago del aporte inicial si así se decide.</w:t>
+        <w:t xml:space="preserve">La inversión se recupera con la venta por telar (Sección 1): a $3.200.000 por telar y 5 telares por semestre, el saldo pasa de −$32,0 millones a +$1,7 millones en cuatro semestres, es decir, en dos años. Eso cubre, además de compensar el trabajo del equipo, el repago del aporte inicial si así se decide; lo que se cobre después es la ganancia del equipo.</w:t>
       </w:r>
     </w:p>
     <w:p>
@@ -808,7 +808,7 @@
           <w:i w:val="false"/>
           <w:iCs w:val="false"/>
         </w:rPr>
-        <w:t xml:space="preserve">El financiamiento externo gestionado para la Etapa 2 del plan (Bloques C y D, $69.386) quedaba condicionado a que la medición del telar confirmara el diseño y la cantidad de relés de selección necesarios: ya están confirmados (cuatro relés, uno por bobina, desde el 19/09/2026, y la alimentación del lector, entre 15 y 30 V, medida el 17/10/2026). Se compraron e instalaron, y el sistema completo se probó en el telar el 28/10/2026.</w:t>
+        <w:t xml:space="preserve">El financiamiento externo gestionado para la Etapa 2 del plan (Bloques C y D, $69.386) quedaba condicionado a que la medición del telar confirmara el diseño y la cantidad de relés de selección necesarios: ya están confirmados (cuatro relés, uno por bobina, desde el 19/09/2026, y la alimentación del lector, entre 15 y 30 V, medida el 17/10/2026). Se compraron e instalaron, y el sistema completo se probó en el telar el 30/10/2026.</w:t>
       </w:r>
     </w:p>
     <w:p>
@@ -1156,7 +1156,7 @@
                 <w:sz w:val="19"/>
                 <w:szCs w:val="19"/>
               </w:rPr>
-              <w:t xml:space="preserve">Precio de venta (25%)</w:t>
+              <w:t xml:space="preserve">Precio por telar</w:t>
             </w:r>
           </w:p>
         </w:tc>
@@ -1175,7 +1175,7 @@
                 <w:sz w:val="19"/>
                 <w:szCs w:val="19"/>
               </w:rPr>
-              <w:t xml:space="preserve">% del total</w:t>
+              <w:t xml:space="preserve">% de la inversión</w:t>
             </w:r>
           </w:p>
         </w:tc>
@@ -1216,7 +1216,7 @@
                 <w:sz w:val="19"/>
                 <w:szCs w:val="19"/>
               </w:rPr>
-              <w:t xml:space="preserve">$14.405.131</w:t>
+              <w:t xml:space="preserve">$14.390.547</w:t>
             </w:r>
           </w:p>
         </w:tc>
@@ -1234,7 +1234,7 @@
                 <w:sz w:val="19"/>
                 <w:szCs w:val="19"/>
               </w:rPr>
-              <w:t xml:space="preserve">$18.006.414</w:t>
+              <w:t xml:space="preserve">$2.270.565</w:t>
             </w:r>
           </w:p>
         </w:tc>
@@ -1293,7 +1293,7 @@
                 <w:sz w:val="19"/>
                 <w:szCs w:val="19"/>
               </w:rPr>
-              <w:t xml:space="preserve">$17.648.682</w:t>
+              <w:t xml:space="preserve">$17.630.641</w:t>
             </w:r>
           </w:p>
         </w:tc>
@@ -1311,7 +1311,7 @@
                 <w:sz w:val="19"/>
                 <w:szCs w:val="19"/>
               </w:rPr>
-              <w:t xml:space="preserve">$22.060.852</w:t>
+              <w:t xml:space="preserve">$929.435</w:t>
             </w:r>
           </w:p>
         </w:tc>
@@ -1372,7 +1372,7 @@
                 <w:sz w:val="19"/>
                 <w:szCs w:val="19"/>
               </w:rPr>
-              <w:t xml:space="preserve">$32.053.813</w:t>
+              <w:t xml:space="preserve">$32.021.188</w:t>
             </w:r>
           </w:p>
         </w:tc>
@@ -1391,7 +1391,7 @@
                 <w:sz w:val="19"/>
                 <w:szCs w:val="19"/>
               </w:rPr>
-              <w:t xml:space="preserve">$40.067.266</w:t>
+              <w:t xml:space="preserve">$3.200.000</w:t>
             </w:r>
           </w:p>
         </w:tc>
@@ -1428,7 +1428,7 @@
           <w:sz w:val="19"/>
           <w:szCs w:val="19"/>
         </w:rPr>
-        <w:t xml:space="preserve">Los totales de esta tabla coinciden exactamente con el costo y el presupuesto final del paquete combinado de la Sección 1, es la misma estimación total, solo repartida en dos productos en vez de uno.</w:t>
+        <w:t xml:space="preserve">Los totales coinciden con la inversión y el precio por telar del paquete combinado de la Sección 1. El hardware lleva el costo que se repite en cada telar ($1.511.939: componentes, insumos e instalación) más su parte de la recuperación; el software, que no se vuelve a pagar, solo su parte de la recuperación. Los $1.688.061 de recuperación por telar se reparten según la inversión de cada producto.</w:t>
       </w:r>
     </w:p>
     <w:p>
@@ -1498,7 +1498,7 @@
         <w:t xml:space="preserve">Paquete combinado (Sección 1): </w:t>
       </w:r>
       <w:r>
-        <w:t xml:space="preserve">sigue siendo la opción de referencia y la que da mayor control de calidad de punta a punta, al precio total ya calculado ($40.067.266).</w:t>
+        <w:t xml:space="preserve">sigue siendo la opción de referencia y la que da mayor control de calidad de punta a punta, al precio ya calculado ($3.200.000 por telar).</w:t>
       </w:r>
     </w:p>
     <w:p>
@@ -1522,7 +1522,7 @@
           <w:i w:val="false"/>
           <w:iCs w:val="false"/>
         </w:rPr>
-        <w:t xml:space="preserve">El proyecto define una modalidad de inversión mixta (aporte propio inicial + financiamiento externo gestionado para los bloques más caros), con una ganancia proyectada de $8.013.453 sobre un presupuesto final de $40.067.266. La garantía del sistema entregado queda fijada entre 1 y 3 meses desde la aceptación, cubriendo soporte de software/firmware sin costo adicional durante ese período. Además del paquete combinado, el equipo tiene la opción de vender Hardware ($18.006.414) y Software ($22.060.852) por separado, ampliando el mercado posible sin cambiar el costo total del proyecto. La garantía ya está incorporada a la Documentación de Proyecto (Sección 10.7).</w:t>
+        <w:t xml:space="preserve">El proyecto define una modalidad de inversión mixta (aporte propio inicial + financiamiento externo gestionado para los bloques más caros), con un precio final de $3.200.000 por telar, que recupera la inversión de $32.021.188 con 19 telares en dos años. La garantía del sistema entregado queda fijada entre 1 y 3 meses desde la aceptación, cubriendo soporte de software/firmware sin costo adicional durante ese período. Además del paquete combinado, el equipo tiene la opción de vender Hardware ($2.270.565 por telar) y Software ($929.435 por telar) por separado, ampliando el mercado posible sin cambiar el costo total del proyecto. La garantía ya está incorporada a la Documentación de Proyecto (Sección 10.7).</w:t>
       </w:r>
     </w:p>
     <w:sectPr>
